--- a/docs/고도몰_SDK_설치가이드.docx
+++ b/docs/고도몰_SDK_설치가이드.docx
@@ -36,6 +36,921 @@
         </w:rPr>
         <w:t xml:space="preserve">목적: 한줄로 CDP SDK를 설치해 회원·페이지뷰·클릭·동의를 자동 수집하고, 인앱 메시지를 자동 표시</w:t>
       </w:r>
+    </w:p>
+    <w:p>
+      <w:pPr>
+        <w:pBdr>
+          <w:bottom w:val="single" w:color="CCCCCC" w:sz="4" w:space="1"/>
+        </w:pBdr>
+        <w:spacing w:after="160" w:before="120"/>
+      </w:pPr>
+    </w:p>
+    <w:p>
+      <w:pPr>
+        <w:pStyle w:val="Heading2"/>
+      </w:pPr>
+      <w:r>
+        <w:rPr>
+          <w:rFonts w:ascii="Malgun Gothic" w:cs="Malgun Gothic" w:eastAsia="Malgun Gothic" w:hAnsi="Malgun Gothic"/>
+        </w:rPr>
+        <w:t xml:space="preserve">용어 한눈에 (개발을 몰라도 읽을 수 있게)</w:t>
+      </w:r>
+    </w:p>
+    <w:tbl>
+      <w:tblPr>
+        <w:tblW w:type="dxa" w:w="9346"/>
+        <w:tblBorders>
+          <w:top w:val="single" w:color="auto" w:sz="4"/>
+          <w:left w:val="single" w:color="auto" w:sz="4"/>
+          <w:bottom w:val="single" w:color="auto" w:sz="4"/>
+          <w:right w:val="single" w:color="auto" w:sz="4"/>
+          <w:insideH w:val="single" w:color="auto" w:sz="4"/>
+          <w:insideV w:val="single" w:color="auto" w:sz="4"/>
+        </w:tblBorders>
+      </w:tblPr>
+      <w:tblGrid>
+        <w:gridCol w:w="3100"/>
+        <w:gridCol w:w="6246"/>
+      </w:tblGrid>
+      <w:tr>
+        <w:tc>
+          <w:tcPr>
+            <w:tcW w:type="dxa" w:w="3100"/>
+            <w:tcBorders>
+              <w:top w:val="single" w:color="CCCCCC" w:sz="1"/>
+              <w:left w:val="single" w:color="CCCCCC" w:sz="1"/>
+              <w:bottom w:val="single" w:color="CCCCCC" w:sz="1"/>
+              <w:right w:val="single" w:color="CCCCCC" w:sz="1"/>
+            </w:tcBorders>
+            <w:shd w:fill="EDE9FE" w:val="clear"/>
+            <w:tcMar>
+              <w:top w:type="dxa" w:w="60"/>
+              <w:left w:type="dxa" w:w="100"/>
+              <w:bottom w:type="dxa" w:w="60"/>
+              <w:right w:type="dxa" w:w="100"/>
+            </w:tcMar>
+          </w:tcPr>
+          <w:p>
+            <w:r>
+              <w:rPr>
+                <w:rFonts w:ascii="Malgun Gothic" w:cs="Malgun Gothic" w:eastAsia="Malgun Gothic" w:hAnsi="Malgun Gothic"/>
+                <w:b/>
+                <w:bCs/>
+                <w:sz w:val="19"/>
+                <w:szCs w:val="19"/>
+              </w:rPr>
+              <w:t xml:space="preserve">용어</w:t>
+            </w:r>
+          </w:p>
+        </w:tc>
+        <w:tc>
+          <w:tcPr>
+            <w:tcW w:type="dxa" w:w="6246"/>
+            <w:tcBorders>
+              <w:top w:val="single" w:color="CCCCCC" w:sz="1"/>
+              <w:left w:val="single" w:color="CCCCCC" w:sz="1"/>
+              <w:bottom w:val="single" w:color="CCCCCC" w:sz="1"/>
+              <w:right w:val="single" w:color="CCCCCC" w:sz="1"/>
+            </w:tcBorders>
+            <w:shd w:fill="EDE9FE" w:val="clear"/>
+            <w:tcMar>
+              <w:top w:type="dxa" w:w="60"/>
+              <w:left w:type="dxa" w:w="100"/>
+              <w:bottom w:type="dxa" w:w="60"/>
+              <w:right w:type="dxa" w:w="100"/>
+            </w:tcMar>
+          </w:tcPr>
+          <w:p>
+            <w:r>
+              <w:rPr>
+                <w:rFonts w:ascii="Malgun Gothic" w:cs="Malgun Gothic" w:eastAsia="Malgun Gothic" w:hAnsi="Malgun Gothic"/>
+                <w:b/>
+                <w:bCs/>
+                <w:sz w:val="19"/>
+                <w:szCs w:val="19"/>
+              </w:rPr>
+              <w:t xml:space="preserve">쉬운 설명</w:t>
+            </w:r>
+          </w:p>
+        </w:tc>
+      </w:tr>
+      <w:tr>
+        <w:tc>
+          <w:tcPr>
+            <w:tcW w:type="dxa" w:w="3100"/>
+            <w:tcBorders>
+              <w:top w:val="single" w:color="CCCCCC" w:sz="1"/>
+              <w:left w:val="single" w:color="CCCCCC" w:sz="1"/>
+              <w:bottom w:val="single" w:color="CCCCCC" w:sz="1"/>
+              <w:right w:val="single" w:color="CCCCCC" w:sz="1"/>
+            </w:tcBorders>
+            <w:tcMar>
+              <w:top w:type="dxa" w:w="60"/>
+              <w:left w:type="dxa" w:w="100"/>
+              <w:bottom w:type="dxa" w:w="60"/>
+              <w:right w:type="dxa" w:w="100"/>
+            </w:tcMar>
+          </w:tcPr>
+          <w:p>
+            <w:r>
+              <w:rPr>
+                <w:rFonts w:ascii="Malgun Gothic" w:cs="Malgun Gothic" w:eastAsia="Malgun Gothic" w:hAnsi="Malgun Gothic"/>
+                <w:b/>
+                <w:bCs/>
+              </w:rPr>
+              <w:t xml:space="preserve">SDK</w:t>
+            </w:r>
+          </w:p>
+        </w:tc>
+        <w:tc>
+          <w:tcPr>
+            <w:tcW w:type="dxa" w:w="6246"/>
+            <w:tcBorders>
+              <w:top w:val="single" w:color="CCCCCC" w:sz="1"/>
+              <w:left w:val="single" w:color="CCCCCC" w:sz="1"/>
+              <w:bottom w:val="single" w:color="CCCCCC" w:sz="1"/>
+              <w:right w:val="single" w:color="CCCCCC" w:sz="1"/>
+            </w:tcBorders>
+            <w:tcMar>
+              <w:top w:type="dxa" w:w="60"/>
+              <w:left w:type="dxa" w:w="100"/>
+              <w:bottom w:type="dxa" w:w="60"/>
+              <w:right w:type="dxa" w:w="100"/>
+            </w:tcMar>
+          </w:tcPr>
+          <w:p>
+            <w:r>
+              <w:rPr>
+                <w:rFonts w:ascii="Malgun Gothic" w:cs="Malgun Gothic" w:eastAsia="Malgun Gothic" w:hAnsi="Malgun Gothic"/>
+                <w:b w:val="false"/>
+                <w:bCs w:val="false"/>
+                <w:sz w:val="19"/>
+                <w:szCs w:val="19"/>
+              </w:rPr>
+              <w:t xml:space="preserve">쇼핑몰에 붙이는 작은 프로그램. 아래 "설치 스크립트" 한 줄을 넣는 것으로 설치가 끝납니다</w:t>
+            </w:r>
+          </w:p>
+        </w:tc>
+      </w:tr>
+      <w:tr>
+        <w:tc>
+          <w:tcPr>
+            <w:tcW w:type="dxa" w:w="3100"/>
+            <w:tcBorders>
+              <w:top w:val="single" w:color="CCCCCC" w:sz="1"/>
+              <w:left w:val="single" w:color="CCCCCC" w:sz="1"/>
+              <w:bottom w:val="single" w:color="CCCCCC" w:sz="1"/>
+              <w:right w:val="single" w:color="CCCCCC" w:sz="1"/>
+            </w:tcBorders>
+            <w:tcMar>
+              <w:top w:type="dxa" w:w="60"/>
+              <w:left w:type="dxa" w:w="100"/>
+              <w:bottom w:type="dxa" w:w="60"/>
+              <w:right w:type="dxa" w:w="100"/>
+            </w:tcMar>
+          </w:tcPr>
+          <w:p>
+            <w:r>
+              <w:rPr>
+                <w:rFonts w:ascii="Malgun Gothic" w:cs="Malgun Gothic" w:eastAsia="Malgun Gothic" w:hAnsi="Malgun Gothic"/>
+                <w:b/>
+                <w:bCs/>
+              </w:rPr>
+              <w:t xml:space="preserve">SDK 설치 스크립트</w:t>
+            </w:r>
+          </w:p>
+        </w:tc>
+        <w:tc>
+          <w:tcPr>
+            <w:tcW w:type="dxa" w:w="6246"/>
+            <w:tcBorders>
+              <w:top w:val="single" w:color="CCCCCC" w:sz="1"/>
+              <w:left w:val="single" w:color="CCCCCC" w:sz="1"/>
+              <w:bottom w:val="single" w:color="CCCCCC" w:sz="1"/>
+              <w:right w:val="single" w:color="CCCCCC" w:sz="1"/>
+            </w:tcBorders>
+            <w:tcMar>
+              <w:top w:type="dxa" w:w="60"/>
+              <w:left w:type="dxa" w:w="100"/>
+              <w:bottom w:type="dxa" w:w="60"/>
+              <w:right w:type="dxa" w:w="100"/>
+            </w:tcMar>
+          </w:tcPr>
+          <w:p>
+            <w:r>
+              <w:rPr>
+                <w:rFonts w:ascii="Malgun Gothic" w:cs="Malgun Gothic" w:eastAsia="Malgun Gothic" w:hAnsi="Malgun Gothic"/>
+                <w:b w:val="false"/>
+                <w:bCs w:val="false"/>
+                <w:sz w:val="19"/>
+                <w:szCs w:val="19"/>
+              </w:rPr>
+              <w:t xml:space="preserve">쇼핑몰 모든 페이지에 공통으로 들어가는 코드 한 줄. 한줄로 발급 화면에서 그대로 복사하면 됩니다</w:t>
+            </w:r>
+          </w:p>
+        </w:tc>
+      </w:tr>
+      <w:tr>
+        <w:tc>
+          <w:tcPr>
+            <w:tcW w:type="dxa" w:w="3100"/>
+            <w:tcBorders>
+              <w:top w:val="single" w:color="CCCCCC" w:sz="1"/>
+              <w:left w:val="single" w:color="CCCCCC" w:sz="1"/>
+              <w:bottom w:val="single" w:color="CCCCCC" w:sz="1"/>
+              <w:right w:val="single" w:color="CCCCCC" w:sz="1"/>
+            </w:tcBorders>
+            <w:tcMar>
+              <w:top w:type="dxa" w:w="60"/>
+              <w:left w:type="dxa" w:w="100"/>
+              <w:bottom w:type="dxa" w:w="60"/>
+              <w:right w:type="dxa" w:w="100"/>
+            </w:tcMar>
+          </w:tcPr>
+          <w:p>
+            <w:r>
+              <w:rPr>
+                <w:rFonts w:ascii="Malgun Gothic" w:cs="Malgun Gothic" w:eastAsia="Malgun Gothic" w:hAnsi="Malgun Gothic"/>
+                <w:b/>
+                <w:bCs/>
+              </w:rPr>
+              <w:t xml:space="preserve">Public Key (X-Hanjullo-Key)</w:t>
+            </w:r>
+          </w:p>
+        </w:tc>
+        <w:tc>
+          <w:tcPr>
+            <w:tcW w:type="dxa" w:w="6246"/>
+            <w:tcBorders>
+              <w:top w:val="single" w:color="CCCCCC" w:sz="1"/>
+              <w:left w:val="single" w:color="CCCCCC" w:sz="1"/>
+              <w:bottom w:val="single" w:color="CCCCCC" w:sz="1"/>
+              <w:right w:val="single" w:color="CCCCCC" w:sz="1"/>
+            </w:tcBorders>
+            <w:tcMar>
+              <w:top w:type="dxa" w:w="60"/>
+              <w:left w:type="dxa" w:w="100"/>
+              <w:bottom w:type="dxa" w:w="60"/>
+              <w:right w:type="dxa" w:w="100"/>
+            </w:tcMar>
+          </w:tcPr>
+          <w:p>
+            <w:r>
+              <w:rPr>
+                <w:rFonts w:ascii="Malgun Gothic" w:cs="Malgun Gothic" w:eastAsia="Malgun Gothic" w:hAnsi="Malgun Gothic"/>
+                <w:b w:val="false"/>
+                <w:bCs w:val="false"/>
+                <w:sz w:val="19"/>
+                <w:szCs w:val="19"/>
+              </w:rPr>
+              <w:t xml:space="preserve">hjl_로 시작하는 공개 키. "이 데이터가 어느 회사 것인지" 알려주는 값으로, 설치 스크립트 안에 이미 들어 있습니다. 공개돼도 안전합니다</w:t>
+            </w:r>
+          </w:p>
+        </w:tc>
+      </w:tr>
+      <w:tr>
+        <w:tc>
+          <w:tcPr>
+            <w:tcW w:type="dxa" w:w="3100"/>
+            <w:tcBorders>
+              <w:top w:val="single" w:color="CCCCCC" w:sz="1"/>
+              <w:left w:val="single" w:color="CCCCCC" w:sz="1"/>
+              <w:bottom w:val="single" w:color="CCCCCC" w:sz="1"/>
+              <w:right w:val="single" w:color="CCCCCC" w:sz="1"/>
+            </w:tcBorders>
+            <w:tcMar>
+              <w:top w:type="dxa" w:w="60"/>
+              <w:left w:type="dxa" w:w="100"/>
+              <w:bottom w:type="dxa" w:w="60"/>
+              <w:right w:type="dxa" w:w="100"/>
+            </w:tcMar>
+          </w:tcPr>
+          <w:p>
+            <w:r>
+              <w:rPr>
+                <w:rFonts w:ascii="Malgun Gothic" w:cs="Malgun Gothic" w:eastAsia="Malgun Gothic" w:hAnsi="Malgun Gothic"/>
+                <w:b/>
+                <w:bCs/>
+              </w:rPr>
+              <w:t xml:space="preserve">Secret Key (X-Hanjullo-Secret)</w:t>
+            </w:r>
+          </w:p>
+        </w:tc>
+        <w:tc>
+          <w:tcPr>
+            <w:tcW w:type="dxa" w:w="6246"/>
+            <w:tcBorders>
+              <w:top w:val="single" w:color="CCCCCC" w:sz="1"/>
+              <w:left w:val="single" w:color="CCCCCC" w:sz="1"/>
+              <w:bottom w:val="single" w:color="CCCCCC" w:sz="1"/>
+              <w:right w:val="single" w:color="CCCCCC" w:sz="1"/>
+            </w:tcBorders>
+            <w:tcMar>
+              <w:top w:type="dxa" w:w="60"/>
+              <w:left w:type="dxa" w:w="100"/>
+              <w:bottom w:type="dxa" w:w="60"/>
+              <w:right w:type="dxa" w:w="100"/>
+            </w:tcMar>
+          </w:tcPr>
+          <w:p>
+            <w:r>
+              <w:rPr>
+                <w:rFonts w:ascii="Malgun Gothic" w:cs="Malgun Gothic" w:eastAsia="Malgun Gothic" w:hAnsi="Malgun Gothic"/>
+                <w:b w:val="false"/>
+                <w:bCs w:val="false"/>
+                <w:sz w:val="19"/>
+                <w:szCs w:val="19"/>
+              </w:rPr>
+              <w:t xml:space="preserve">sk_로 시작하는 비밀 키. 서버끼리 통신할 때만 쓰는 암호 같은 값입니다. 웹페이지(스킨)에는 절대 넣으면 안 되고, SDK 설치에는 쓰지 않습니다</w:t>
+            </w:r>
+          </w:p>
+        </w:tc>
+      </w:tr>
+      <w:tr>
+        <w:tc>
+          <w:tcPr>
+            <w:tcW w:type="dxa" w:w="3100"/>
+            <w:tcBorders>
+              <w:top w:val="single" w:color="CCCCCC" w:sz="1"/>
+              <w:left w:val="single" w:color="CCCCCC" w:sz="1"/>
+              <w:bottom w:val="single" w:color="CCCCCC" w:sz="1"/>
+              <w:right w:val="single" w:color="CCCCCC" w:sz="1"/>
+            </w:tcBorders>
+            <w:tcMar>
+              <w:top w:type="dxa" w:w="60"/>
+              <w:left w:type="dxa" w:w="100"/>
+              <w:bottom w:type="dxa" w:w="60"/>
+              <w:right w:type="dxa" w:w="100"/>
+            </w:tcMar>
+          </w:tcPr>
+          <w:p>
+            <w:r>
+              <w:rPr>
+                <w:rFonts w:ascii="Malgun Gothic" w:cs="Malgun Gothic" w:eastAsia="Malgun Gothic" w:hAnsi="Malgun Gothic"/>
+                <w:b/>
+                <w:bCs/>
+              </w:rPr>
+              <w:t xml:space="preserve">웹훅 (Webhook)</w:t>
+            </w:r>
+          </w:p>
+        </w:tc>
+        <w:tc>
+          <w:tcPr>
+            <w:tcW w:type="dxa" w:w="6246"/>
+            <w:tcBorders>
+              <w:top w:val="single" w:color="CCCCCC" w:sz="1"/>
+              <w:left w:val="single" w:color="CCCCCC" w:sz="1"/>
+              <w:bottom w:val="single" w:color="CCCCCC" w:sz="1"/>
+              <w:right w:val="single" w:color="CCCCCC" w:sz="1"/>
+            </w:tcBorders>
+            <w:tcMar>
+              <w:top w:type="dxa" w:w="60"/>
+              <w:left w:type="dxa" w:w="100"/>
+              <w:bottom w:type="dxa" w:w="60"/>
+              <w:right w:type="dxa" w:w="100"/>
+            </w:tcMar>
+          </w:tcPr>
+          <w:p>
+            <w:r>
+              <w:rPr>
+                <w:rFonts w:ascii="Malgun Gothic" w:cs="Malgun Gothic" w:eastAsia="Malgun Gothic" w:hAnsi="Malgun Gothic"/>
+                <w:b w:val="false"/>
+                <w:bCs w:val="false"/>
+                <w:sz w:val="19"/>
+                <w:szCs w:val="19"/>
+              </w:rPr>
+              <w:t xml:space="preserve">쇼핑몰 서버가 주문·회원 정보를 한줄로 서버로 자동 전송하는 방식. SDK 설치와는 별개의 선택 연동입니다</w:t>
+            </w:r>
+          </w:p>
+        </w:tc>
+      </w:tr>
+      <w:tr>
+        <w:tc>
+          <w:tcPr>
+            <w:tcW w:type="dxa" w:w="3100"/>
+            <w:tcBorders>
+              <w:top w:val="single" w:color="CCCCCC" w:sz="1"/>
+              <w:left w:val="single" w:color="CCCCCC" w:sz="1"/>
+              <w:bottom w:val="single" w:color="CCCCCC" w:sz="1"/>
+              <w:right w:val="single" w:color="CCCCCC" w:sz="1"/>
+            </w:tcBorders>
+            <w:tcMar>
+              <w:top w:type="dxa" w:w="60"/>
+              <w:left w:type="dxa" w:w="100"/>
+              <w:bottom w:type="dxa" w:w="60"/>
+              <w:right w:type="dxa" w:w="100"/>
+            </w:tcMar>
+          </w:tcPr>
+          <w:p>
+            <w:r>
+              <w:rPr>
+                <w:rFonts w:ascii="Malgun Gothic" w:cs="Malgun Gothic" w:eastAsia="Malgun Gothic" w:hAnsi="Malgun Gothic"/>
+                <w:b/>
+                <w:bCs/>
+              </w:rPr>
+              <w:t xml:space="preserve">Webhook URL</w:t>
+            </w:r>
+          </w:p>
+        </w:tc>
+        <w:tc>
+          <w:tcPr>
+            <w:tcW w:type="dxa" w:w="6246"/>
+            <w:tcBorders>
+              <w:top w:val="single" w:color="CCCCCC" w:sz="1"/>
+              <w:left w:val="single" w:color="CCCCCC" w:sz="1"/>
+              <w:bottom w:val="single" w:color="CCCCCC" w:sz="1"/>
+              <w:right w:val="single" w:color="CCCCCC" w:sz="1"/>
+            </w:tcBorders>
+            <w:tcMar>
+              <w:top w:type="dxa" w:w="60"/>
+              <w:left w:type="dxa" w:w="100"/>
+              <w:bottom w:type="dxa" w:w="60"/>
+              <w:right w:type="dxa" w:w="100"/>
+            </w:tcMar>
+          </w:tcPr>
+          <w:p>
+            <w:r>
+              <w:rPr>
+                <w:rFonts w:ascii="Malgun Gothic" w:cs="Malgun Gothic" w:eastAsia="Malgun Gothic" w:hAnsi="Malgun Gothic"/>
+                <w:b w:val="false"/>
+                <w:bCs w:val="false"/>
+                <w:sz w:val="19"/>
+                <w:szCs w:val="19"/>
+              </w:rPr>
+              <w:t xml:space="preserve">웹훅 데이터를 받는 한줄로 주소 (쇼핑몰 서버 개발자가 사용)</w:t>
+            </w:r>
+          </w:p>
+        </w:tc>
+      </w:tr>
+      <w:tr>
+        <w:tc>
+          <w:tcPr>
+            <w:tcW w:type="dxa" w:w="3100"/>
+            <w:tcBorders>
+              <w:top w:val="single" w:color="CCCCCC" w:sz="1"/>
+              <w:left w:val="single" w:color="CCCCCC" w:sz="1"/>
+              <w:bottom w:val="single" w:color="CCCCCC" w:sz="1"/>
+              <w:right w:val="single" w:color="CCCCCC" w:sz="1"/>
+            </w:tcBorders>
+            <w:tcMar>
+              <w:top w:type="dxa" w:w="60"/>
+              <w:left w:type="dxa" w:w="100"/>
+              <w:bottom w:type="dxa" w:w="60"/>
+              <w:right w:type="dxa" w:w="100"/>
+            </w:tcMar>
+          </w:tcPr>
+          <w:p>
+            <w:r>
+              <w:rPr>
+                <w:rFonts w:ascii="Malgun Gothic" w:cs="Malgun Gothic" w:eastAsia="Malgun Gothic" w:hAnsi="Malgun Gothic"/>
+                <w:b/>
+                <w:bCs/>
+              </w:rPr>
+              <w:t xml:space="preserve">Webhook Secret (X-Hanjullo-Signature)</w:t>
+            </w:r>
+          </w:p>
+        </w:tc>
+        <w:tc>
+          <w:tcPr>
+            <w:tcW w:type="dxa" w:w="6246"/>
+            <w:tcBorders>
+              <w:top w:val="single" w:color="CCCCCC" w:sz="1"/>
+              <w:left w:val="single" w:color="CCCCCC" w:sz="1"/>
+              <w:bottom w:val="single" w:color="CCCCCC" w:sz="1"/>
+              <w:right w:val="single" w:color="CCCCCC" w:sz="1"/>
+            </w:tcBorders>
+            <w:tcMar>
+              <w:top w:type="dxa" w:w="60"/>
+              <w:left w:type="dxa" w:w="100"/>
+              <w:bottom w:type="dxa" w:w="60"/>
+              <w:right w:type="dxa" w:w="100"/>
+            </w:tcMar>
+          </w:tcPr>
+          <w:p>
+            <w:r>
+              <w:rPr>
+                <w:rFonts w:ascii="Malgun Gothic" w:cs="Malgun Gothic" w:eastAsia="Malgun Gothic" w:hAnsi="Malgun Gothic"/>
+                <w:b w:val="false"/>
+                <w:bCs w:val="false"/>
+                <w:sz w:val="19"/>
+                <w:szCs w:val="19"/>
+              </w:rPr>
+              <w:t xml:space="preserve">웹훅으로 온 데이터가 진짜인지 확인하는 서명용 비밀 값 (쇼핑몰 서버 개발자가 사용)</w:t>
+            </w:r>
+          </w:p>
+        </w:tc>
+      </w:tr>
+      <w:tr>
+        <w:tc>
+          <w:tcPr>
+            <w:tcW w:type="dxa" w:w="3100"/>
+            <w:tcBorders>
+              <w:top w:val="single" w:color="CCCCCC" w:sz="1"/>
+              <w:left w:val="single" w:color="CCCCCC" w:sz="1"/>
+              <w:bottom w:val="single" w:color="CCCCCC" w:sz="1"/>
+              <w:right w:val="single" w:color="CCCCCC" w:sz="1"/>
+            </w:tcBorders>
+            <w:tcMar>
+              <w:top w:type="dxa" w:w="60"/>
+              <w:left w:type="dxa" w:w="100"/>
+              <w:bottom w:type="dxa" w:w="60"/>
+              <w:right w:type="dxa" w:w="100"/>
+            </w:tcMar>
+          </w:tcPr>
+          <w:p>
+            <w:r>
+              <w:rPr>
+                <w:rFonts w:ascii="Malgun Gothic" w:cs="Malgun Gothic" w:eastAsia="Malgun Gothic" w:hAnsi="Malgun Gothic"/>
+                <w:b/>
+                <w:bCs/>
+              </w:rPr>
+              <w:t xml:space="preserve">Company ID</w:t>
+            </w:r>
+          </w:p>
+        </w:tc>
+        <w:tc>
+          <w:tcPr>
+            <w:tcW w:type="dxa" w:w="6246"/>
+            <w:tcBorders>
+              <w:top w:val="single" w:color="CCCCCC" w:sz="1"/>
+              <w:left w:val="single" w:color="CCCCCC" w:sz="1"/>
+              <w:bottom w:val="single" w:color="CCCCCC" w:sz="1"/>
+              <w:right w:val="single" w:color="CCCCCC" w:sz="1"/>
+            </w:tcBorders>
+            <w:tcMar>
+              <w:top w:type="dxa" w:w="60"/>
+              <w:left w:type="dxa" w:w="100"/>
+              <w:bottom w:type="dxa" w:w="60"/>
+              <w:right w:type="dxa" w:w="100"/>
+            </w:tcMar>
+          </w:tcPr>
+          <w:p>
+            <w:r>
+              <w:rPr>
+                <w:rFonts w:ascii="Malgun Gothic" w:cs="Malgun Gothic" w:eastAsia="Malgun Gothic" w:hAnsi="Malgun Gothic"/>
+                <w:b w:val="false"/>
+                <w:bCs w:val="false"/>
+                <w:sz w:val="19"/>
+                <w:szCs w:val="19"/>
+              </w:rPr>
+              <w:t xml:space="preserve">한줄로가 회사를 구분하는 고유 번호 (웹훅 전송 시 함께 보냄)</w:t>
+            </w:r>
+          </w:p>
+        </w:tc>
+      </w:tr>
+      <w:tr>
+        <w:tc>
+          <w:tcPr>
+            <w:tcW w:type="dxa" w:w="3100"/>
+            <w:tcBorders>
+              <w:top w:val="single" w:color="CCCCCC" w:sz="1"/>
+              <w:left w:val="single" w:color="CCCCCC" w:sz="1"/>
+              <w:bottom w:val="single" w:color="CCCCCC" w:sz="1"/>
+              <w:right w:val="single" w:color="CCCCCC" w:sz="1"/>
+            </w:tcBorders>
+            <w:tcMar>
+              <w:top w:type="dxa" w:w="60"/>
+              <w:left w:type="dxa" w:w="100"/>
+              <w:bottom w:type="dxa" w:w="60"/>
+              <w:right w:type="dxa" w:w="100"/>
+            </w:tcMar>
+          </w:tcPr>
+          <w:p>
+            <w:r>
+              <w:rPr>
+                <w:rFonts w:ascii="Malgun Gothic" w:cs="Malgun Gothic" w:eastAsia="Malgun Gothic" w:hAnsi="Malgun Gothic"/>
+                <w:b/>
+                <w:bCs/>
+              </w:rPr>
+              <w:t xml:space="preserve">괄호 안 X-Hanjullo-... 표기</w:t>
+            </w:r>
+          </w:p>
+        </w:tc>
+        <w:tc>
+          <w:tcPr>
+            <w:tcW w:type="dxa" w:w="6246"/>
+            <w:tcBorders>
+              <w:top w:val="single" w:color="CCCCCC" w:sz="1"/>
+              <w:left w:val="single" w:color="CCCCCC" w:sz="1"/>
+              <w:bottom w:val="single" w:color="CCCCCC" w:sz="1"/>
+              <w:right w:val="single" w:color="CCCCCC" w:sz="1"/>
+            </w:tcBorders>
+            <w:tcMar>
+              <w:top w:type="dxa" w:w="60"/>
+              <w:left w:type="dxa" w:w="100"/>
+              <w:bottom w:type="dxa" w:w="60"/>
+              <w:right w:type="dxa" w:w="100"/>
+            </w:tcMar>
+          </w:tcPr>
+          <w:p>
+            <w:r>
+              <w:rPr>
+                <w:rFonts w:ascii="Malgun Gothic" w:cs="Malgun Gothic" w:eastAsia="Malgun Gothic" w:hAnsi="Malgun Gothic"/>
+                <w:b w:val="false"/>
+                <w:bCs w:val="false"/>
+                <w:sz w:val="19"/>
+                <w:szCs w:val="19"/>
+              </w:rPr>
+              <w:t xml:space="preserve">그 값을 전송할 때 붙이는 라벨(헤더) 이름입니다. 개발자용 표기이므로 일반 담당자는 신경 쓰지 않아도 됩니다</w:t>
+            </w:r>
+          </w:p>
+        </w:tc>
+      </w:tr>
+      <w:tr>
+        <w:tc>
+          <w:tcPr>
+            <w:tcW w:type="dxa" w:w="3100"/>
+            <w:tcBorders>
+              <w:top w:val="single" w:color="CCCCCC" w:sz="1"/>
+              <w:left w:val="single" w:color="CCCCCC" w:sz="1"/>
+              <w:bottom w:val="single" w:color="CCCCCC" w:sz="1"/>
+              <w:right w:val="single" w:color="CCCCCC" w:sz="1"/>
+            </w:tcBorders>
+            <w:tcMar>
+              <w:top w:type="dxa" w:w="60"/>
+              <w:left w:type="dxa" w:w="100"/>
+              <w:bottom w:type="dxa" w:w="60"/>
+              <w:right w:type="dxa" w:w="100"/>
+            </w:tcMar>
+          </w:tcPr>
+          <w:p>
+            <w:r>
+              <w:rPr>
+                <w:rFonts w:ascii="Malgun Gothic" w:cs="Malgun Gothic" w:eastAsia="Malgun Gothic" w:hAnsi="Malgun Gothic"/>
+                <w:b/>
+                <w:bCs/>
+              </w:rPr>
+              <w:t xml:space="preserve">CDP</w:t>
+            </w:r>
+          </w:p>
+        </w:tc>
+        <w:tc>
+          <w:tcPr>
+            <w:tcW w:type="dxa" w:w="6246"/>
+            <w:tcBorders>
+              <w:top w:val="single" w:color="CCCCCC" w:sz="1"/>
+              <w:left w:val="single" w:color="CCCCCC" w:sz="1"/>
+              <w:bottom w:val="single" w:color="CCCCCC" w:sz="1"/>
+              <w:right w:val="single" w:color="CCCCCC" w:sz="1"/>
+            </w:tcBorders>
+            <w:tcMar>
+              <w:top w:type="dxa" w:w="60"/>
+              <w:left w:type="dxa" w:w="100"/>
+              <w:bottom w:type="dxa" w:w="60"/>
+              <w:right w:type="dxa" w:w="100"/>
+            </w:tcMar>
+          </w:tcPr>
+          <w:p>
+            <w:r>
+              <w:rPr>
+                <w:rFonts w:ascii="Malgun Gothic" w:cs="Malgun Gothic" w:eastAsia="Malgun Gothic" w:hAnsi="Malgun Gothic"/>
+                <w:b w:val="false"/>
+                <w:bCs w:val="false"/>
+                <w:sz w:val="19"/>
+                <w:szCs w:val="19"/>
+              </w:rPr>
+              <w:t xml:space="preserve">고객 데이터 플랫폼 — 쇼핑몰 방문·행동 데이터를 모아 마케팅에 쓰는 시스템</w:t>
+            </w:r>
+          </w:p>
+        </w:tc>
+      </w:tr>
+      <w:tr>
+        <w:tc>
+          <w:tcPr>
+            <w:tcW w:type="dxa" w:w="3100"/>
+            <w:tcBorders>
+              <w:top w:val="single" w:color="CCCCCC" w:sz="1"/>
+              <w:left w:val="single" w:color="CCCCCC" w:sz="1"/>
+              <w:bottom w:val="single" w:color="CCCCCC" w:sz="1"/>
+              <w:right w:val="single" w:color="CCCCCC" w:sz="1"/>
+            </w:tcBorders>
+            <w:tcMar>
+              <w:top w:type="dxa" w:w="60"/>
+              <w:left w:type="dxa" w:w="100"/>
+              <w:bottom w:type="dxa" w:w="60"/>
+              <w:right w:type="dxa" w:w="100"/>
+            </w:tcMar>
+          </w:tcPr>
+          <w:p>
+            <w:r>
+              <w:rPr>
+                <w:rFonts w:ascii="Malgun Gothic" w:cs="Malgun Gothic" w:eastAsia="Malgun Gothic" w:hAnsi="Malgun Gothic"/>
+                <w:b/>
+                <w:bCs/>
+              </w:rPr>
+              <w:t xml:space="preserve">인앱 메시지</w:t>
+            </w:r>
+          </w:p>
+        </w:tc>
+        <w:tc>
+          <w:tcPr>
+            <w:tcW w:type="dxa" w:w="6246"/>
+            <w:tcBorders>
+              <w:top w:val="single" w:color="CCCCCC" w:sz="1"/>
+              <w:left w:val="single" w:color="CCCCCC" w:sz="1"/>
+              <w:bottom w:val="single" w:color="CCCCCC" w:sz="1"/>
+              <w:right w:val="single" w:color="CCCCCC" w:sz="1"/>
+            </w:tcBorders>
+            <w:tcMar>
+              <w:top w:type="dxa" w:w="60"/>
+              <w:left w:type="dxa" w:w="100"/>
+              <w:bottom w:type="dxa" w:w="60"/>
+              <w:right w:type="dxa" w:w="100"/>
+            </w:tcMar>
+          </w:tcPr>
+          <w:p>
+            <w:r>
+              <w:rPr>
+                <w:rFonts w:ascii="Malgun Gothic" w:cs="Malgun Gothic" w:eastAsia="Malgun Gothic" w:hAnsi="Malgun Gothic"/>
+                <w:b w:val="false"/>
+                <w:bCs w:val="false"/>
+                <w:sz w:val="19"/>
+                <w:szCs w:val="19"/>
+              </w:rPr>
+              <w:t xml:space="preserve">쇼핑몰 화면 위에 뜨는 배너·팝업 메시지. 한줄로 관리자에서 만들면 사이트에 자동 표시됩니다</w:t>
+            </w:r>
+          </w:p>
+        </w:tc>
+      </w:tr>
+      <w:tr>
+        <w:tc>
+          <w:tcPr>
+            <w:tcW w:type="dxa" w:w="3100"/>
+            <w:tcBorders>
+              <w:top w:val="single" w:color="CCCCCC" w:sz="1"/>
+              <w:left w:val="single" w:color="CCCCCC" w:sz="1"/>
+              <w:bottom w:val="single" w:color="CCCCCC" w:sz="1"/>
+              <w:right w:val="single" w:color="CCCCCC" w:sz="1"/>
+            </w:tcBorders>
+            <w:tcMar>
+              <w:top w:type="dxa" w:w="60"/>
+              <w:left w:type="dxa" w:w="100"/>
+              <w:bottom w:type="dxa" w:w="60"/>
+              <w:right w:type="dxa" w:w="100"/>
+            </w:tcMar>
+          </w:tcPr>
+          <w:p>
+            <w:r>
+              <w:rPr>
+                <w:rFonts w:ascii="Malgun Gothic" w:cs="Malgun Gothic" w:eastAsia="Malgun Gothic" w:hAnsi="Malgun Gothic"/>
+                <w:b/>
+                <w:bCs/>
+              </w:rPr>
+              <w:t xml:space="preserve">회원 식별 (identify)</w:t>
+            </w:r>
+          </w:p>
+        </w:tc>
+        <w:tc>
+          <w:tcPr>
+            <w:tcW w:type="dxa" w:w="6246"/>
+            <w:tcBorders>
+              <w:top w:val="single" w:color="CCCCCC" w:sz="1"/>
+              <w:left w:val="single" w:color="CCCCCC" w:sz="1"/>
+              <w:bottom w:val="single" w:color="CCCCCC" w:sz="1"/>
+              <w:right w:val="single" w:color="CCCCCC" w:sz="1"/>
+            </w:tcBorders>
+            <w:tcMar>
+              <w:top w:type="dxa" w:w="60"/>
+              <w:left w:type="dxa" w:w="100"/>
+              <w:bottom w:type="dxa" w:w="60"/>
+              <w:right w:type="dxa" w:w="100"/>
+            </w:tcMar>
+          </w:tcPr>
+          <w:p>
+            <w:r>
+              <w:rPr>
+                <w:rFonts w:ascii="Malgun Gothic" w:cs="Malgun Gothic" w:eastAsia="Malgun Gothic" w:hAnsi="Malgun Gothic"/>
+                <w:b w:val="false"/>
+                <w:bCs w:val="false"/>
+                <w:sz w:val="19"/>
+                <w:szCs w:val="19"/>
+              </w:rPr>
+              <w:t xml:space="preserve">"지금 보고 있는 방문자가 어느 회원인지" 연결하는 것 (2단계)</w:t>
+            </w:r>
+          </w:p>
+        </w:tc>
+      </w:tr>
+      <w:tr>
+        <w:tc>
+          <w:tcPr>
+            <w:tcW w:type="dxa" w:w="3100"/>
+            <w:tcBorders>
+              <w:top w:val="single" w:color="CCCCCC" w:sz="1"/>
+              <w:left w:val="single" w:color="CCCCCC" w:sz="1"/>
+              <w:bottom w:val="single" w:color="CCCCCC" w:sz="1"/>
+              <w:right w:val="single" w:color="CCCCCC" w:sz="1"/>
+            </w:tcBorders>
+            <w:tcMar>
+              <w:top w:type="dxa" w:w="60"/>
+              <w:left w:type="dxa" w:w="100"/>
+              <w:bottom w:type="dxa" w:w="60"/>
+              <w:right w:type="dxa" w:w="100"/>
+            </w:tcMar>
+          </w:tcPr>
+          <w:p>
+            <w:r>
+              <w:rPr>
+                <w:rFonts w:ascii="Malgun Gothic" w:cs="Malgun Gothic" w:eastAsia="Malgun Gothic" w:hAnsi="Malgun Gothic"/>
+                <w:b/>
+                <w:bCs/>
+              </w:rPr>
+              <w:t xml:space="preserve">이벤트 전송 (track)</w:t>
+            </w:r>
+          </w:p>
+        </w:tc>
+        <w:tc>
+          <w:tcPr>
+            <w:tcW w:type="dxa" w:w="6246"/>
+            <w:tcBorders>
+              <w:top w:val="single" w:color="CCCCCC" w:sz="1"/>
+              <w:left w:val="single" w:color="CCCCCC" w:sz="1"/>
+              <w:bottom w:val="single" w:color="CCCCCC" w:sz="1"/>
+              <w:right w:val="single" w:color="CCCCCC" w:sz="1"/>
+            </w:tcBorders>
+            <w:tcMar>
+              <w:top w:type="dxa" w:w="60"/>
+              <w:left w:type="dxa" w:w="100"/>
+              <w:bottom w:type="dxa" w:w="60"/>
+              <w:right w:type="dxa" w:w="100"/>
+            </w:tcMar>
+          </w:tcPr>
+          <w:p>
+            <w:r>
+              <w:rPr>
+                <w:rFonts w:ascii="Malgun Gothic" w:cs="Malgun Gothic" w:eastAsia="Malgun Gothic" w:hAnsi="Malgun Gothic"/>
+                <w:b w:val="false"/>
+                <w:bCs w:val="false"/>
+                <w:sz w:val="19"/>
+                <w:szCs w:val="19"/>
+              </w:rPr>
+              <w:t xml:space="preserve">"장바구니 담기" 같은 행동을 한줄로에 알리는 신호 (3단계)</w:t>
+            </w:r>
+          </w:p>
+        </w:tc>
+      </w:tr>
+      <w:tr>
+        <w:tc>
+          <w:tcPr>
+            <w:tcW w:type="dxa" w:w="3100"/>
+            <w:tcBorders>
+              <w:top w:val="single" w:color="CCCCCC" w:sz="1"/>
+              <w:left w:val="single" w:color="CCCCCC" w:sz="1"/>
+              <w:bottom w:val="single" w:color="CCCCCC" w:sz="1"/>
+              <w:right w:val="single" w:color="CCCCCC" w:sz="1"/>
+            </w:tcBorders>
+            <w:tcMar>
+              <w:top w:type="dxa" w:w="60"/>
+              <w:left w:type="dxa" w:w="100"/>
+              <w:bottom w:type="dxa" w:w="60"/>
+              <w:right w:type="dxa" w:w="100"/>
+            </w:tcMar>
+          </w:tcPr>
+          <w:p>
+            <w:r>
+              <w:rPr>
+                <w:rFonts w:ascii="Malgun Gothic" w:cs="Malgun Gothic" w:eastAsia="Malgun Gothic" w:hAnsi="Malgun Gothic"/>
+                <w:b/>
+                <w:bCs/>
+              </w:rPr>
+              <w:t xml:space="preserve">치환코드</w:t>
+            </w:r>
+          </w:p>
+        </w:tc>
+        <w:tc>
+          <w:tcPr>
+            <w:tcW w:type="dxa" w:w="6246"/>
+            <w:tcBorders>
+              <w:top w:val="single" w:color="CCCCCC" w:sz="1"/>
+              <w:left w:val="single" w:color="CCCCCC" w:sz="1"/>
+              <w:bottom w:val="single" w:color="CCCCCC" w:sz="1"/>
+              <w:right w:val="single" w:color="CCCCCC" w:sz="1"/>
+            </w:tcBorders>
+            <w:tcMar>
+              <w:top w:type="dxa" w:w="60"/>
+              <w:left w:type="dxa" w:w="100"/>
+              <w:bottom w:type="dxa" w:w="60"/>
+              <w:right w:type="dxa" w:w="100"/>
+            </w:tcMar>
+          </w:tcPr>
+          <w:p>
+            <w:r>
+              <w:rPr>
+                <w:rFonts w:ascii="Malgun Gothic" w:cs="Malgun Gothic" w:eastAsia="Malgun Gothic" w:hAnsi="Malgun Gothic"/>
+                <w:b w:val="false"/>
+                <w:bCs w:val="false"/>
+                <w:sz w:val="19"/>
+                <w:szCs w:val="19"/>
+              </w:rPr>
+              <w:t xml:space="preserve">고도몰이 페이지를 보여줄 때 실제 값(회원번호 등)으로 자동으로 바꿔주는 {=...} 형태의 코드</w:t>
+            </w:r>
+          </w:p>
+        </w:tc>
+      </w:tr>
+    </w:tbl>
+    <w:p>
+      <w:pPr>
+        <w:spacing w:after="120"/>
+      </w:pPr>
     </w:p>
     <w:p>
       <w:pPr>
@@ -68,31 +983,36 @@
       <w:r>
         <w:rPr>
           <w:rFonts w:ascii="Malgun Gothic" w:cs="Malgun Gothic" w:eastAsia="Malgun Gothic" w:hAnsi="Malgun Gothic"/>
+        </w:rPr>
+        <w:t xml:space="preserve">한줄로 관리자 → </w:t>
+      </w:r>
+      <w:r>
+        <w:rPr>
+          <w:rFonts w:ascii="Malgun Gothic" w:cs="Malgun Gothic" w:eastAsia="Malgun Gothic" w:hAnsi="Malgun Gothic"/>
           <w:b/>
           <w:bCs/>
         </w:rPr>
-        <w:t xml:space="preserve">CDP 설치 키</w:t>
-      </w:r>
-      <w:r>
-        <w:rPr>
-          <w:rFonts w:ascii="Malgun Gothic" w:cs="Malgun Gothic" w:eastAsia="Malgun Gothic" w:hAnsi="Malgun Gothic"/>
-        </w:rPr>
-        <w:t xml:space="preserve">: </w:t>
-      </w:r>
-      <w:r>
-        <w:rPr>
-          <w:rFonts w:ascii="Consolas" w:cs="Consolas" w:eastAsia="Consolas" w:hAnsi="Consolas"/>
-          <w:sz w:val="20"/>
-          <w:szCs w:val="20"/>
-          <w:shd w:fill="F2F2F2" w:val="clear"/>
-        </w:rPr>
-        <w:t xml:space="preserve">hjl_xxxxxxxxxxxx</w:t>
-      </w:r>
-      <w:r>
-        <w:rPr>
-          <w:rFonts w:ascii="Malgun Gothic" w:cs="Malgun Gothic" w:eastAsia="Malgun Gothic" w:hAnsi="Malgun Gothic"/>
-        </w:rPr>
-        <w:t xml:space="preserve"> (한줄로 관리자 → 자사몰 연동(CDP) → 고도몰 카드 → "CDP 키" 발급)</w:t>
+        <w:t xml:space="preserve">자사몰 연동(CDP)</w:t>
+      </w:r>
+      <w:r>
+        <w:rPr>
+          <w:rFonts w:ascii="Malgun Gothic" w:cs="Malgun Gothic" w:eastAsia="Malgun Gothic" w:hAnsi="Malgun Gothic"/>
+        </w:rPr>
+        <w:t xml:space="preserve"> 화면에서 키 발급 + 설치할 </w:t>
+      </w:r>
+      <w:r>
+        <w:rPr>
+          <w:rFonts w:ascii="Malgun Gothic" w:cs="Malgun Gothic" w:eastAsia="Malgun Gothic" w:hAnsi="Malgun Gothic"/>
+          <w:b/>
+          <w:bCs/>
+        </w:rPr>
+        <w:t xml:space="preserve">고도몰 도메인을 "수집 허용 도메인"에 등록</w:t>
+      </w:r>
+      <w:r>
+        <w:rPr>
+          <w:rFonts w:ascii="Malgun Gothic" w:cs="Malgun Gothic" w:eastAsia="Malgun Gothic" w:hAnsi="Malgun Gothic"/>
+        </w:rPr>
+        <w:t xml:space="preserve"> 완료 — 미등록 도메인은 수집 차단됩니다</w:t>
       </w:r>
     </w:p>
     <w:p>
@@ -107,22 +1027,502 @@
       <w:r>
         <w:rPr>
           <w:rFonts w:ascii="Malgun Gothic" w:cs="Malgun Gothic" w:eastAsia="Malgun Gothic" w:hAnsi="Malgun Gothic"/>
-        </w:rPr>
-        <w:t xml:space="preserve">설치할 </w:t>
-      </w:r>
-      <w:r>
-        <w:rPr>
-          <w:rFonts w:ascii="Malgun Gothic" w:cs="Malgun Gothic" w:eastAsia="Malgun Gothic" w:hAnsi="Malgun Gothic"/>
           <w:b/>
           <w:bCs/>
         </w:rPr>
-        <w:t xml:space="preserve">고도몰 도메인을 같은 화면의 "수집 허용 도메인"에 등록</w:t>
-      </w:r>
-      <w:r>
-        <w:rPr>
-          <w:rFonts w:ascii="Malgun Gothic" w:cs="Malgun Gothic" w:eastAsia="Malgun Gothic" w:hAnsi="Malgun Gothic"/>
-        </w:rPr>
-        <w:t xml:space="preserve"> 완료 — 미등록 도메인은 수집 차단됩니다</w:t>
+        <w:t xml:space="preserve">유료 요금제</w:t>
+      </w:r>
+      <w:r>
+        <w:rPr>
+          <w:rFonts w:ascii="Malgun Gothic" w:cs="Malgun Gothic" w:eastAsia="Malgun Gothic" w:hAnsi="Malgun Gothic"/>
+        </w:rPr>
+        <w:t xml:space="preserve"> (무료 플랜만 차단 — 전 유료 플랜 이용 가능)</w:t>
+      </w:r>
+    </w:p>
+    <w:p>
+      <w:pPr>
+        <w:spacing w:after="100" w:before="160"/>
+      </w:pPr>
+      <w:r>
+        <w:rPr>
+          <w:rFonts w:ascii="Malgun Gothic" w:cs="Malgun Gothic" w:eastAsia="Malgun Gothic" w:hAnsi="Malgun Gothic"/>
+          <w:b/>
+          <w:bCs/>
+          <w:sz w:val="23"/>
+          <w:szCs w:val="23"/>
+        </w:rPr>
+        <w:t xml:space="preserve">발급 화면의 값 — 어디에 쓰나</w:t>
+      </w:r>
+    </w:p>
+    <w:p>
+      <w:pPr>
+        <w:spacing w:after="120"/>
+      </w:pPr>
+      <w:r>
+        <w:rPr>
+          <w:rFonts w:ascii="Malgun Gothic" w:cs="Malgun Gothic" w:eastAsia="Malgun Gothic" w:hAnsi="Malgun Gothic"/>
+        </w:rPr>
+        <w:t xml:space="preserve">발급 화면에는 여러 값이 보이지만, </w:t>
+      </w:r>
+      <w:r>
+        <w:rPr>
+          <w:rFonts w:ascii="Malgun Gothic" w:cs="Malgun Gothic" w:eastAsia="Malgun Gothic" w:hAnsi="Malgun Gothic"/>
+          <w:b/>
+          <w:bCs/>
+        </w:rPr>
+        <w:t xml:space="preserve">이 가이드(SDK 설치)에 필요한 것은 "SDK 설치 스크립트" 한 줄뿐</w:t>
+      </w:r>
+      <w:r>
+        <w:rPr>
+          <w:rFonts w:ascii="Malgun Gothic" w:cs="Malgun Gothic" w:eastAsia="Malgun Gothic" w:hAnsi="Malgun Gothic"/>
+        </w:rPr>
+        <w:t xml:space="preserve">입니다.</w:t>
+      </w:r>
+    </w:p>
+    <w:tbl>
+      <w:tblPr>
+        <w:tblW w:type="dxa" w:w="9346"/>
+        <w:tblBorders>
+          <w:top w:val="single" w:color="auto" w:sz="4"/>
+          <w:left w:val="single" w:color="auto" w:sz="4"/>
+          <w:bottom w:val="single" w:color="auto" w:sz="4"/>
+          <w:right w:val="single" w:color="auto" w:sz="4"/>
+          <w:insideH w:val="single" w:color="auto" w:sz="4"/>
+          <w:insideV w:val="single" w:color="auto" w:sz="4"/>
+        </w:tblBorders>
+      </w:tblPr>
+      <w:tblGrid>
+        <w:gridCol w:w="3300"/>
+        <w:gridCol w:w="6046"/>
+      </w:tblGrid>
+      <w:tr>
+        <w:tc>
+          <w:tcPr>
+            <w:tcW w:type="dxa" w:w="3300"/>
+            <w:tcBorders>
+              <w:top w:val="single" w:color="CCCCCC" w:sz="1"/>
+              <w:left w:val="single" w:color="CCCCCC" w:sz="1"/>
+              <w:bottom w:val="single" w:color="CCCCCC" w:sz="1"/>
+              <w:right w:val="single" w:color="CCCCCC" w:sz="1"/>
+            </w:tcBorders>
+            <w:shd w:fill="EDE9FE" w:val="clear"/>
+            <w:tcMar>
+              <w:top w:type="dxa" w:w="60"/>
+              <w:left w:type="dxa" w:w="100"/>
+              <w:bottom w:type="dxa" w:w="60"/>
+              <w:right w:type="dxa" w:w="100"/>
+            </w:tcMar>
+          </w:tcPr>
+          <w:p>
+            <w:r>
+              <w:rPr>
+                <w:rFonts w:ascii="Malgun Gothic" w:cs="Malgun Gothic" w:eastAsia="Malgun Gothic" w:hAnsi="Malgun Gothic"/>
+                <w:b/>
+                <w:bCs/>
+                <w:sz w:val="19"/>
+                <w:szCs w:val="19"/>
+              </w:rPr>
+              <w:t xml:space="preserve">화면의 값</w:t>
+            </w:r>
+          </w:p>
+        </w:tc>
+        <w:tc>
+          <w:tcPr>
+            <w:tcW w:type="dxa" w:w="6046"/>
+            <w:tcBorders>
+              <w:top w:val="single" w:color="CCCCCC" w:sz="1"/>
+              <w:left w:val="single" w:color="CCCCCC" w:sz="1"/>
+              <w:bottom w:val="single" w:color="CCCCCC" w:sz="1"/>
+              <w:right w:val="single" w:color="CCCCCC" w:sz="1"/>
+            </w:tcBorders>
+            <w:shd w:fill="EDE9FE" w:val="clear"/>
+            <w:tcMar>
+              <w:top w:type="dxa" w:w="60"/>
+              <w:left w:type="dxa" w:w="100"/>
+              <w:bottom w:type="dxa" w:w="60"/>
+              <w:right w:type="dxa" w:w="100"/>
+            </w:tcMar>
+          </w:tcPr>
+          <w:p>
+            <w:r>
+              <w:rPr>
+                <w:rFonts w:ascii="Malgun Gothic" w:cs="Malgun Gothic" w:eastAsia="Malgun Gothic" w:hAnsi="Malgun Gothic"/>
+                <w:b/>
+                <w:bCs/>
+                <w:sz w:val="19"/>
+                <w:szCs w:val="19"/>
+              </w:rPr>
+              <w:t xml:space="preserve">용도</w:t>
+            </w:r>
+          </w:p>
+        </w:tc>
+      </w:tr>
+      <w:tr>
+        <w:tc>
+          <w:tcPr>
+            <w:tcW w:type="dxa" w:w="3300"/>
+            <w:tcBorders>
+              <w:top w:val="single" w:color="CCCCCC" w:sz="1"/>
+              <w:left w:val="single" w:color="CCCCCC" w:sz="1"/>
+              <w:bottom w:val="single" w:color="CCCCCC" w:sz="1"/>
+              <w:right w:val="single" w:color="CCCCCC" w:sz="1"/>
+            </w:tcBorders>
+            <w:tcMar>
+              <w:top w:type="dxa" w:w="60"/>
+              <w:left w:type="dxa" w:w="100"/>
+              <w:bottom w:type="dxa" w:w="60"/>
+              <w:right w:type="dxa" w:w="100"/>
+            </w:tcMar>
+          </w:tcPr>
+          <w:p>
+            <w:r>
+              <w:rPr>
+                <w:rFonts w:ascii="Malgun Gothic" w:cs="Malgun Gothic" w:eastAsia="Malgun Gothic" w:hAnsi="Malgun Gothic"/>
+                <w:b/>
+                <w:bCs/>
+              </w:rPr>
+              <w:t xml:space="preserve">SDK 설치 스크립트</w:t>
+            </w:r>
+          </w:p>
+        </w:tc>
+        <w:tc>
+          <w:tcPr>
+            <w:tcW w:type="dxa" w:w="6046"/>
+            <w:tcBorders>
+              <w:top w:val="single" w:color="CCCCCC" w:sz="1"/>
+              <w:left w:val="single" w:color="CCCCCC" w:sz="1"/>
+              <w:bottom w:val="single" w:color="CCCCCC" w:sz="1"/>
+              <w:right w:val="single" w:color="CCCCCC" w:sz="1"/>
+            </w:tcBorders>
+            <w:tcMar>
+              <w:top w:type="dxa" w:w="60"/>
+              <w:left w:type="dxa" w:w="100"/>
+              <w:bottom w:type="dxa" w:w="60"/>
+              <w:right w:type="dxa" w:w="100"/>
+            </w:tcMar>
+          </w:tcPr>
+          <w:p>
+            <w:r>
+              <w:rPr>
+                <w:rFonts w:ascii="Malgun Gothic" w:cs="Malgun Gothic" w:eastAsia="Malgun Gothic" w:hAnsi="Malgun Gothic"/>
+                <w:b w:val="false"/>
+                <w:bCs w:val="false"/>
+                <w:sz w:val="19"/>
+                <w:szCs w:val="19"/>
+              </w:rPr>
+              <w:t xml:space="preserve">1단계에서 그대로 복사해 붙여넣기 — Public Key가 이미 안에 들어 있음 (이것만 쓰면 됨)</w:t>
+            </w:r>
+          </w:p>
+        </w:tc>
+      </w:tr>
+      <w:tr>
+        <w:tc>
+          <w:tcPr>
+            <w:tcW w:type="dxa" w:w="3300"/>
+            <w:tcBorders>
+              <w:top w:val="single" w:color="CCCCCC" w:sz="1"/>
+              <w:left w:val="single" w:color="CCCCCC" w:sz="1"/>
+              <w:bottom w:val="single" w:color="CCCCCC" w:sz="1"/>
+              <w:right w:val="single" w:color="CCCCCC" w:sz="1"/>
+            </w:tcBorders>
+            <w:tcMar>
+              <w:top w:type="dxa" w:w="60"/>
+              <w:left w:type="dxa" w:w="100"/>
+              <w:bottom w:type="dxa" w:w="60"/>
+              <w:right w:type="dxa" w:w="100"/>
+            </w:tcMar>
+          </w:tcPr>
+          <w:p>
+            <w:r>
+              <w:rPr>
+                <w:rFonts w:ascii="Malgun Gothic" w:cs="Malgun Gothic" w:eastAsia="Malgun Gothic" w:hAnsi="Malgun Gothic"/>
+                <w:b w:val="false"/>
+                <w:bCs w:val="false"/>
+                <w:sz w:val="19"/>
+                <w:szCs w:val="19"/>
+              </w:rPr>
+              <w:t xml:space="preserve">Public Key (X-Hanjullo-Key)</w:t>
+            </w:r>
+          </w:p>
+        </w:tc>
+        <w:tc>
+          <w:tcPr>
+            <w:tcW w:type="dxa" w:w="6046"/>
+            <w:tcBorders>
+              <w:top w:val="single" w:color="CCCCCC" w:sz="1"/>
+              <w:left w:val="single" w:color="CCCCCC" w:sz="1"/>
+              <w:bottom w:val="single" w:color="CCCCCC" w:sz="1"/>
+              <w:right w:val="single" w:color="CCCCCC" w:sz="1"/>
+            </w:tcBorders>
+            <w:tcMar>
+              <w:top w:type="dxa" w:w="60"/>
+              <w:left w:type="dxa" w:w="100"/>
+              <w:bottom w:type="dxa" w:w="60"/>
+              <w:right w:type="dxa" w:w="100"/>
+            </w:tcMar>
+          </w:tcPr>
+          <w:p>
+            <w:r>
+              <w:rPr>
+                <w:rFonts w:ascii="Consolas" w:cs="Consolas" w:eastAsia="Consolas" w:hAnsi="Consolas"/>
+                <w:sz w:val="20"/>
+                <w:szCs w:val="20"/>
+                <w:shd w:fill="F2F2F2" w:val="clear"/>
+              </w:rPr>
+              <w:t xml:space="preserve">hjl_</w:t>
+            </w:r>
+            <w:r>
+              <w:rPr>
+                <w:rFonts w:ascii="Malgun Gothic" w:cs="Malgun Gothic" w:eastAsia="Malgun Gothic" w:hAnsi="Malgun Gothic"/>
+                <w:b w:val="false"/>
+                <w:bCs w:val="false"/>
+                <w:sz w:val="19"/>
+                <w:szCs w:val="19"/>
+              </w:rPr>
+              <w:t xml:space="preserve"> 시작 공개 키 — 위 스크립트의 </w:t>
+            </w:r>
+            <w:r>
+              <w:rPr>
+                <w:rFonts w:ascii="Consolas" w:cs="Consolas" w:eastAsia="Consolas" w:hAnsi="Consolas"/>
+                <w:sz w:val="20"/>
+                <w:szCs w:val="20"/>
+                <w:shd w:fill="F2F2F2" w:val="clear"/>
+              </w:rPr>
+              <w:t xml:space="preserve">data-hjl-key</w:t>
+            </w:r>
+            <w:r>
+              <w:rPr>
+                <w:rFonts w:ascii="Malgun Gothic" w:cs="Malgun Gothic" w:eastAsia="Malgun Gothic" w:hAnsi="Malgun Gothic"/>
+                <w:b w:val="false"/>
+                <w:bCs w:val="false"/>
+                <w:sz w:val="19"/>
+                <w:szCs w:val="19"/>
+              </w:rPr>
+              <w:t xml:space="preserve"> 값과 동일</w:t>
+            </w:r>
+          </w:p>
+        </w:tc>
+      </w:tr>
+      <w:tr>
+        <w:tc>
+          <w:tcPr>
+            <w:tcW w:type="dxa" w:w="3300"/>
+            <w:tcBorders>
+              <w:top w:val="single" w:color="CCCCCC" w:sz="1"/>
+              <w:left w:val="single" w:color="CCCCCC" w:sz="1"/>
+              <w:bottom w:val="single" w:color="CCCCCC" w:sz="1"/>
+              <w:right w:val="single" w:color="CCCCCC" w:sz="1"/>
+            </w:tcBorders>
+            <w:tcMar>
+              <w:top w:type="dxa" w:w="60"/>
+              <w:left w:type="dxa" w:w="100"/>
+              <w:bottom w:type="dxa" w:w="60"/>
+              <w:right w:type="dxa" w:w="100"/>
+            </w:tcMar>
+          </w:tcPr>
+          <w:p>
+            <w:r>
+              <w:rPr>
+                <w:rFonts w:ascii="Malgun Gothic" w:cs="Malgun Gothic" w:eastAsia="Malgun Gothic" w:hAnsi="Malgun Gothic"/>
+                <w:b w:val="false"/>
+                <w:bCs w:val="false"/>
+                <w:sz w:val="19"/>
+                <w:szCs w:val="19"/>
+              </w:rPr>
+              <w:t xml:space="preserve">Secret Key (X-Hanjullo-Secret)</w:t>
+            </w:r>
+          </w:p>
+        </w:tc>
+        <w:tc>
+          <w:tcPr>
+            <w:tcW w:type="dxa" w:w="6046"/>
+            <w:tcBorders>
+              <w:top w:val="single" w:color="CCCCCC" w:sz="1"/>
+              <w:left w:val="single" w:color="CCCCCC" w:sz="1"/>
+              <w:bottom w:val="single" w:color="CCCCCC" w:sz="1"/>
+              <w:right w:val="single" w:color="CCCCCC" w:sz="1"/>
+            </w:tcBorders>
+            <w:tcMar>
+              <w:top w:type="dxa" w:w="60"/>
+              <w:left w:type="dxa" w:w="100"/>
+              <w:bottom w:type="dxa" w:w="60"/>
+              <w:right w:type="dxa" w:w="100"/>
+            </w:tcMar>
+          </w:tcPr>
+          <w:p>
+            <w:r>
+              <w:rPr>
+                <w:rFonts w:ascii="Malgun Gothic" w:cs="Malgun Gothic" w:eastAsia="Malgun Gothic" w:hAnsi="Malgun Gothic"/>
+                <w:b w:val="false"/>
+                <w:bCs w:val="false"/>
+                <w:sz w:val="19"/>
+                <w:szCs w:val="19"/>
+              </w:rPr>
+              <w:t xml:space="preserve">서버 간 연동 전용 — </w:t>
+            </w:r>
+            <w:r>
+              <w:rPr>
+                <w:rFonts w:ascii="Malgun Gothic" w:cs="Malgun Gothic" w:eastAsia="Malgun Gothic" w:hAnsi="Malgun Gothic"/>
+                <w:b/>
+                <w:bCs/>
+              </w:rPr>
+              <w:t xml:space="preserve">브라우저(스킨)에 넣지 말 것</w:t>
+            </w:r>
+            <w:r>
+              <w:rPr>
+                <w:rFonts w:ascii="Malgun Gothic" w:cs="Malgun Gothic" w:eastAsia="Malgun Gothic" w:hAnsi="Malgun Gothic"/>
+                <w:b w:val="false"/>
+                <w:bCs w:val="false"/>
+                <w:sz w:val="19"/>
+                <w:szCs w:val="19"/>
+              </w:rPr>
+              <w:t xml:space="preserve">. SDK 설치에는 사용 안 함</w:t>
+            </w:r>
+          </w:p>
+        </w:tc>
+      </w:tr>
+      <w:tr>
+        <w:tc>
+          <w:tcPr>
+            <w:tcW w:type="dxa" w:w="3300"/>
+            <w:tcBorders>
+              <w:top w:val="single" w:color="CCCCCC" w:sz="1"/>
+              <w:left w:val="single" w:color="CCCCCC" w:sz="1"/>
+              <w:bottom w:val="single" w:color="CCCCCC" w:sz="1"/>
+              <w:right w:val="single" w:color="CCCCCC" w:sz="1"/>
+            </w:tcBorders>
+            <w:tcMar>
+              <w:top w:type="dxa" w:w="60"/>
+              <w:left w:type="dxa" w:w="100"/>
+              <w:bottom w:type="dxa" w:w="60"/>
+              <w:right w:type="dxa" w:w="100"/>
+            </w:tcMar>
+          </w:tcPr>
+          <w:p>
+            <w:r>
+              <w:rPr>
+                <w:rFonts w:ascii="Malgun Gothic" w:cs="Malgun Gothic" w:eastAsia="Malgun Gothic" w:hAnsi="Malgun Gothic"/>
+                <w:b w:val="false"/>
+                <w:bCs w:val="false"/>
+                <w:sz w:val="19"/>
+                <w:szCs w:val="19"/>
+              </w:rPr>
+              <w:t xml:space="preserve">Webhook Secret / Webhook URL / Company ID</w:t>
+            </w:r>
+          </w:p>
+        </w:tc>
+        <w:tc>
+          <w:tcPr>
+            <w:tcW w:type="dxa" w:w="6046"/>
+            <w:tcBorders>
+              <w:top w:val="single" w:color="CCCCCC" w:sz="1"/>
+              <w:left w:val="single" w:color="CCCCCC" w:sz="1"/>
+              <w:bottom w:val="single" w:color="CCCCCC" w:sz="1"/>
+              <w:right w:val="single" w:color="CCCCCC" w:sz="1"/>
+            </w:tcBorders>
+            <w:tcMar>
+              <w:top w:type="dxa" w:w="60"/>
+              <w:left w:type="dxa" w:w="100"/>
+              <w:bottom w:type="dxa" w:w="60"/>
+              <w:right w:type="dxa" w:w="100"/>
+            </w:tcMar>
+          </w:tcPr>
+          <w:p>
+            <w:r>
+              <w:rPr>
+                <w:rFonts w:ascii="Malgun Gothic" w:cs="Malgun Gothic" w:eastAsia="Malgun Gothic" w:hAnsi="Malgun Gothic"/>
+                <w:b w:val="false"/>
+                <w:bCs w:val="false"/>
+                <w:sz w:val="19"/>
+                <w:szCs w:val="19"/>
+              </w:rPr>
+              <w:t xml:space="preserve">자사몰 서버에서 주문·회원 정보를 직접 보낼 때(웹훅) 전용 — SDK 설치와 무관</w:t>
+            </w:r>
+          </w:p>
+        </w:tc>
+      </w:tr>
+    </w:tbl>
+    <w:p>
+      <w:pPr>
+        <w:spacing w:after="120"/>
+      </w:pPr>
+    </w:p>
+    <w:p>
+      <w:pPr>
+        <w:pBdr>
+          <w:bottom w:val="single" w:color="CCCCCC" w:sz="4" w:space="1"/>
+        </w:pBdr>
+        <w:spacing w:after="160" w:before="120"/>
+      </w:pPr>
+    </w:p>
+    <w:p>
+      <w:pPr>
+        <w:pStyle w:val="Heading2"/>
+      </w:pPr>
+      <w:r>
+        <w:rPr>
+          <w:rFonts w:ascii="Malgun Gothic" w:cs="Malgun Gothic" w:eastAsia="Malgun Gothic" w:hAnsi="Malgun Gothic"/>
+        </w:rPr>
+        <w:t xml:space="preserve">1단계 — SDK 스크립트 삽입 (PC·모바일 스킨 양쪽)</w:t>
+      </w:r>
+    </w:p>
+    <w:p>
+      <w:pPr>
+        <w:spacing w:after="120"/>
+      </w:pPr>
+      <w:r>
+        <w:rPr>
+          <w:rFonts w:ascii="Malgun Gothic" w:cs="Malgun Gothic" w:eastAsia="Malgun Gothic" w:hAnsi="Malgun Gothic"/>
+        </w:rPr>
+        <w:t xml:space="preserve">고도몰 관리자 → 디자인(스킨) → </w:t>
+      </w:r>
+      <w:r>
+        <w:rPr>
+          <w:rFonts w:ascii="Malgun Gothic" w:cs="Malgun Gothic" w:eastAsia="Malgun Gothic" w:hAnsi="Malgun Gothic"/>
+          <w:b/>
+          <w:bCs/>
+        </w:rPr>
+        <w:t xml:space="preserve">공통 HTML &lt;head&gt;</w:t>
+      </w:r>
+      <w:r>
+        <w:rPr>
+          <w:rFonts w:ascii="Malgun Gothic" w:cs="Malgun Gothic" w:eastAsia="Malgun Gothic" w:hAnsi="Malgun Gothic"/>
+        </w:rPr>
+        <w:t xml:space="preserve">에 아래 1줄을 넣습니다.</w:t>
+      </w:r>
+    </w:p>
+    <w:p>
+      <w:pPr>
+        <w:spacing w:after="120"/>
+      </w:pPr>
+      <w:r>
+        <w:rPr>
+          <w:rFonts w:ascii="Malgun Gothic" w:cs="Malgun Gothic" w:eastAsia="Malgun Gothic" w:hAnsi="Malgun Gothic"/>
+          <w:b/>
+          <w:bCs/>
+        </w:rPr>
+        <w:t xml:space="preserve">한줄로 발급 화면의 "SDK 설치 스크립트"를 그대로 복사</w:t>
+      </w:r>
+      <w:r>
+        <w:rPr>
+          <w:rFonts w:ascii="Malgun Gothic" w:cs="Malgun Gothic" w:eastAsia="Malgun Gothic" w:hAnsi="Malgun Gothic"/>
+        </w:rPr>
+        <w:t xml:space="preserve">하는 것이 가장 정확합니다 (키가 이미 채워져 있음). 아래는 그 형태의 견본입니다.</w:t>
+      </w:r>
+    </w:p>
+    <w:p>
+      <w:pPr>
+        <w:shd w:fill="F5F5F5" w:val="clear"/>
+        <w:spacing w:after="160"/>
+        <w:ind w:left="240" w:right="240"/>
+      </w:pPr>
+      <w:r>
+        <w:rPr>
+          <w:rFonts w:ascii="Consolas" w:cs="Consolas" w:eastAsia="Consolas" w:hAnsi="Consolas"/>
+          <w:sz w:val="18"/>
+          <w:szCs w:val="18"/>
+        </w:rPr>
+        <w:t xml:space="preserve">&lt;script src="https://app.hanjul.ai/sdk/v0.3.5/hanjul.min.js" data-hjl-key="hjl_xxxxxxxxxxxx" async&gt;&lt;/script&gt;</w:t>
       </w:r>
     </w:p>
     <w:p>
@@ -140,13 +1540,13 @@
           <w:b/>
           <w:bCs/>
         </w:rPr>
-        <w:t xml:space="preserve">유료 요금제</w:t>
-      </w:r>
-      <w:r>
-        <w:rPr>
-          <w:rFonts w:ascii="Malgun Gothic" w:cs="Malgun Gothic" w:eastAsia="Malgun Gothic" w:hAnsi="Malgun Gothic"/>
-        </w:rPr>
-        <w:t xml:space="preserve"> (무료 플랜만 차단 — 전 유료 플랜 이용 가능)</w:t>
+        <w:t xml:space="preserve">고도몰은 PC 스킨과 모바일 스킨이 별도입니다. 반드시 두 스킨 모두에 넣어주세요. </w:t>
+      </w:r>
+      <w:r>
+        <w:rPr>
+          <w:rFonts w:ascii="Malgun Gothic" w:cs="Malgun Gothic" w:eastAsia="Malgun Gothic" w:hAnsi="Malgun Gothic"/>
+        </w:rPr>
+        <w:t xml:space="preserve">한쪽만 넣으면 그쪽 방문자만 수집됩니다 (2~3단계의 코드도 동일하게 양쪽 적용).</w:t>
       </w:r>
     </w:p>
     <w:p>
@@ -160,39 +1560,33 @@
       </w:pPr>
       <w:r>
         <w:rPr>
-          <w:rFonts w:ascii="Malgun Gothic" w:cs="Malgun Gothic" w:eastAsia="Malgun Gothic" w:hAnsi="Malgun Gothic"/>
-        </w:rPr>
-        <w:t xml:space="preserve">CDN 배포 확인 — 스크립트 URL이 실제 서빙되는지 (인프라)</w:t>
-      </w:r>
-    </w:p>
-    <w:p>
-      <w:pPr>
-        <w:pBdr>
-          <w:bottom w:val="single" w:color="CCCCCC" w:sz="4" w:space="1"/>
-        </w:pBdr>
-        <w:spacing w:after="160" w:before="120"/>
-      </w:pPr>
-    </w:p>
-    <w:p>
-      <w:pPr>
-        <w:pStyle w:val="Heading2"/>
-      </w:pPr>
-      <w:r>
-        <w:rPr>
-          <w:rFonts w:ascii="Malgun Gothic" w:cs="Malgun Gothic" w:eastAsia="Malgun Gothic" w:hAnsi="Malgun Gothic"/>
-        </w:rPr>
-        <w:t xml:space="preserve">1단계 — SDK 스크립트 삽입</w:t>
-      </w:r>
-    </w:p>
-    <w:p>
-      <w:pPr>
-        <w:spacing w:after="120"/>
-      </w:pPr>
-      <w:r>
-        <w:rPr>
-          <w:rFonts w:ascii="Malgun Gothic" w:cs="Malgun Gothic" w:eastAsia="Malgun Gothic" w:hAnsi="Malgun Gothic"/>
-        </w:rPr>
-        <w:t xml:space="preserve">고도몰 관리자 → 디자인(스킨) → </w:t>
+          <w:rFonts w:ascii="Consolas" w:cs="Consolas" w:eastAsia="Consolas" w:hAnsi="Consolas"/>
+          <w:sz w:val="20"/>
+          <w:szCs w:val="20"/>
+          <w:shd w:fill="F2F2F2" w:val="clear"/>
+        </w:rPr>
+        <w:t xml:space="preserve">data-hjl-key</w:t>
+      </w:r>
+      <w:r>
+        <w:rPr>
+          <w:rFonts w:ascii="Malgun Gothic" w:cs="Malgun Gothic" w:eastAsia="Malgun Gothic" w:hAnsi="Malgun Gothic"/>
+        </w:rPr>
+        <w:t xml:space="preserve">에 발급받은 Public Key(</w:t>
+      </w:r>
+      <w:r>
+        <w:rPr>
+          <w:rFonts w:ascii="Consolas" w:cs="Consolas" w:eastAsia="Consolas" w:hAnsi="Consolas"/>
+          <w:sz w:val="20"/>
+          <w:szCs w:val="20"/>
+          <w:shd w:fill="F2F2F2" w:val="clear"/>
+        </w:rPr>
+        <w:t xml:space="preserve">hjl_</w:t>
+      </w:r>
+      <w:r>
+        <w:rPr>
+          <w:rFonts w:ascii="Malgun Gothic" w:cs="Malgun Gothic" w:eastAsia="Malgun Gothic" w:hAnsi="Malgun Gothic"/>
+        </w:rPr>
+        <w:t xml:space="preserve"> 시작)가 들어가면 </w:t>
       </w:r>
       <w:r>
         <w:rPr>
@@ -200,28 +1594,13 @@
           <w:b/>
           <w:bCs/>
         </w:rPr>
-        <w:t xml:space="preserve">공통 HTML &lt;head&gt;</w:t>
-      </w:r>
-      <w:r>
-        <w:rPr>
-          <w:rFonts w:ascii="Malgun Gothic" w:cs="Malgun Gothic" w:eastAsia="Malgun Gothic" w:hAnsi="Malgun Gothic"/>
-        </w:rPr>
-        <w:t xml:space="preserve">에 아래 1줄을 넣습니다.</w:t>
-      </w:r>
-    </w:p>
-    <w:p>
-      <w:pPr>
-        <w:shd w:fill="F5F5F5" w:val="clear"/>
-        <w:spacing w:after="160"/>
-        <w:ind w:left="240" w:right="240"/>
-      </w:pPr>
-      <w:r>
-        <w:rPr>
-          <w:rFonts w:ascii="Consolas" w:cs="Consolas" w:eastAsia="Consolas" w:hAnsi="Consolas"/>
-          <w:sz w:val="18"/>
-          <w:szCs w:val="18"/>
-        </w:rPr>
-        <w:t xml:space="preserve">&lt;script src="https://app.hanjul.ai/sdk/v0.3.5/hanjul.min.js" data-hjl-key="hjl_xxxxxxxxxxxx" async&gt;&lt;/script&gt;</w:t>
+        <w:t xml:space="preserve">자동으로 시작</w:t>
+      </w:r>
+      <w:r>
+        <w:rPr>
+          <w:rFonts w:ascii="Malgun Gothic" w:cs="Malgun Gothic" w:eastAsia="Malgun Gothic" w:hAnsi="Malgun Gothic"/>
+        </w:rPr>
+        <w:t xml:space="preserve">됩니다 (별도 init 코드 불필요)</w:t>
       </w:r>
     </w:p>
     <w:p>
@@ -235,18 +1614,54 @@
       </w:pPr>
       <w:r>
         <w:rPr>
+          <w:rFonts w:ascii="Malgun Gothic" w:cs="Malgun Gothic" w:eastAsia="Malgun Gothic" w:hAnsi="Malgun Gothic"/>
+        </w:rPr>
+        <w:t xml:space="preserve">삽입 즉시 페이지뷰·클릭이 자동 수집됩니다</w:t>
+      </w:r>
+    </w:p>
+    <w:p>
+      <w:pPr>
+        <w:pBdr>
+          <w:bottom w:val="single" w:color="CCCCCC" w:sz="4" w:space="1"/>
+        </w:pBdr>
+        <w:spacing w:after="160" w:before="120"/>
+      </w:pPr>
+    </w:p>
+    <w:p>
+      <w:pPr>
+        <w:pStyle w:val="Heading2"/>
+      </w:pPr>
+      <w:r>
+        <w:rPr>
+          <w:rFonts w:ascii="Malgun Gothic" w:cs="Malgun Gothic" w:eastAsia="Malgun Gothic" w:hAnsi="Malgun Gothic"/>
+        </w:rPr>
+        <w:t xml:space="preserve">2단계 — 로그인 회원 식별 (회원 데이터 연결)</w:t>
+      </w:r>
+    </w:p>
+    <w:p>
+      <w:pPr>
+        <w:spacing w:after="120"/>
+      </w:pPr>
+      <w:r>
+        <w:rPr>
+          <w:rFonts w:ascii="Malgun Gothic" w:cs="Malgun Gothic" w:eastAsia="Malgun Gothic" w:hAnsi="Malgun Gothic"/>
+        </w:rPr>
+        <w:t xml:space="preserve">고도몰 스킨(PC·모바일 각각)의 </w:t>
+      </w:r>
+      <w:r>
+        <w:rPr>
           <w:rFonts w:ascii="Consolas" w:cs="Consolas" w:eastAsia="Consolas" w:hAnsi="Consolas"/>
           <w:sz w:val="20"/>
           <w:szCs w:val="20"/>
           <w:shd w:fill="F2F2F2" w:val="clear"/>
         </w:rPr>
-        <w:t xml:space="preserve">data-hjl-key</w:t>
-      </w:r>
-      <w:r>
-        <w:rPr>
-          <w:rFonts w:ascii="Malgun Gothic" w:cs="Malgun Gothic" w:eastAsia="Malgun Gothic" w:hAnsi="Malgun Gothic"/>
-        </w:rPr>
-        <w:t xml:space="preserve">에 발급받은 키를 넣으면 </w:t>
+        <w:t xml:space="preserve">&lt;body&gt;</w:t>
+      </w:r>
+      <w:r>
+        <w:rPr>
+          <w:rFonts w:ascii="Malgun Gothic" w:cs="Malgun Gothic" w:eastAsia="Malgun Gothic" w:hAnsi="Malgun Gothic"/>
+        </w:rPr>
+        <w:t xml:space="preserve"> 태그에 아래를 </w:t>
       </w:r>
       <w:r>
         <w:rPr>
@@ -254,13 +1669,28 @@
           <w:b/>
           <w:bCs/>
         </w:rPr>
-        <w:t xml:space="preserve">자동으로 시작</w:t>
-      </w:r>
-      <w:r>
-        <w:rPr>
-          <w:rFonts w:ascii="Malgun Gothic" w:cs="Malgun Gothic" w:eastAsia="Malgun Gothic" w:hAnsi="Malgun Gothic"/>
-        </w:rPr>
-        <w:t xml:space="preserve">됩니다 (별도 init 코드 불필요)</w:t>
+        <w:t xml:space="preserve">그대로 복사</w:t>
+      </w:r>
+      <w:r>
+        <w:rPr>
+          <w:rFonts w:ascii="Malgun Gothic" w:cs="Malgun Gothic" w:eastAsia="Malgun Gothic" w:hAnsi="Malgun Gothic"/>
+        </w:rPr>
+        <w:t xml:space="preserve">해 넣습니다. 고도몰5 표준 치환코드라 수정 없이 동작합니다.</w:t>
+      </w:r>
+    </w:p>
+    <w:p>
+      <w:pPr>
+        <w:shd w:fill="F5F5F5" w:val="clear"/>
+        <w:spacing w:after="160"/>
+        <w:ind w:left="240" w:right="240"/>
+      </w:pPr>
+      <w:r>
+        <w:rPr>
+          <w:rFonts w:ascii="Consolas" w:cs="Consolas" w:eastAsia="Consolas" w:hAnsi="Consolas"/>
+          <w:sz w:val="18"/>
+          <w:szCs w:val="18"/>
+        </w:rPr>
+        <w:t xml:space="preserve">&lt;body data-hjl-user-id="{=gSess.memNo}" data-hjl-phone="{=gSess.cellPhone}" data-hjl-name="{=gSess.memNm}"&gt;</w:t>
       </w:r>
     </w:p>
     <w:p>
@@ -274,69 +1704,48 @@
       </w:pPr>
       <w:r>
         <w:rPr>
-          <w:rFonts w:ascii="Malgun Gothic" w:cs="Malgun Gothic" w:eastAsia="Malgun Gothic" w:hAnsi="Malgun Gothic"/>
-        </w:rPr>
-        <w:t xml:space="preserve">삽입 즉시 페이지뷰·클릭이 자동 수집됩니다</w:t>
-      </w:r>
-    </w:p>
-    <w:p>
-      <w:pPr>
-        <w:pBdr>
-          <w:bottom w:val="single" w:color="CCCCCC" w:sz="4" w:space="1"/>
-        </w:pBdr>
-        <w:spacing w:after="160" w:before="120"/>
-      </w:pPr>
-    </w:p>
-    <w:p>
-      <w:pPr>
-        <w:pStyle w:val="Heading2"/>
-      </w:pPr>
-      <w:r>
-        <w:rPr>
-          <w:rFonts w:ascii="Malgun Gothic" w:cs="Malgun Gothic" w:eastAsia="Malgun Gothic" w:hAnsi="Malgun Gothic"/>
-        </w:rPr>
-        <w:t xml:space="preserve">2단계 — 로그인 회원 식별 (회원 데이터 연결)</w:t>
-      </w:r>
-    </w:p>
-    <w:p>
-      <w:pPr>
-        <w:spacing w:after="120"/>
-      </w:pPr>
-      <w:r>
-        <w:rPr>
-          <w:rFonts w:ascii="Malgun Gothic" w:cs="Malgun Gothic" w:eastAsia="Malgun Gothic" w:hAnsi="Malgun Gothic"/>
-        </w:rPr>
-        <w:t xml:space="preserve">고도몰 스킨의 </w:t>
-      </w:r>
-      <w:r>
-        <w:rPr>
           <w:rFonts w:ascii="Consolas" w:cs="Consolas" w:eastAsia="Consolas" w:hAnsi="Consolas"/>
           <w:sz w:val="20"/>
           <w:szCs w:val="20"/>
           <w:shd w:fill="F2F2F2" w:val="clear"/>
         </w:rPr>
-        <w:t xml:space="preserve">&lt;body&gt;</w:t>
-      </w:r>
-      <w:r>
-        <w:rPr>
-          <w:rFonts w:ascii="Malgun Gothic" w:cs="Malgun Gothic" w:eastAsia="Malgun Gothic" w:hAnsi="Malgun Gothic"/>
-        </w:rPr>
-        <w:t xml:space="preserve"> 태그에 로그인 회원번호를 data 속성으로 넣습니다.</w:t>
-      </w:r>
-    </w:p>
-    <w:p>
-      <w:pPr>
-        <w:shd w:fill="F5F5F5" w:val="clear"/>
-        <w:spacing w:after="160"/>
-        <w:ind w:left="240" w:right="240"/>
-      </w:pPr>
-      <w:r>
-        <w:rPr>
-          <w:rFonts w:ascii="Consolas" w:cs="Consolas" w:eastAsia="Consolas" w:hAnsi="Consolas"/>
-          <w:sz w:val="18"/>
-          <w:szCs w:val="18"/>
-        </w:rPr>
-        <w:t xml:space="preserve">&lt;body data-hjl-user-id="{=gSess.memNo}" data-hjl-phone="(휴대폰 변수)"&gt;</w:t>
+        <w:t xml:space="preserve">{=gSess.memNo}</w:t>
+      </w:r>
+      <w:r>
+        <w:rPr>
+          <w:rFonts w:ascii="Malgun Gothic" w:cs="Malgun Gothic" w:eastAsia="Malgun Gothic" w:hAnsi="Malgun Gothic"/>
+        </w:rPr>
+        <w:t xml:space="preserve"> = 회원번호 / </w:t>
+      </w:r>
+      <w:r>
+        <w:rPr>
+          <w:rFonts w:ascii="Consolas" w:cs="Consolas" w:eastAsia="Consolas" w:hAnsi="Consolas"/>
+          <w:sz w:val="20"/>
+          <w:szCs w:val="20"/>
+          <w:shd w:fill="F2F2F2" w:val="clear"/>
+        </w:rPr>
+        <w:t xml:space="preserve">{=gSess.cellPhone}</w:t>
+      </w:r>
+      <w:r>
+        <w:rPr>
+          <w:rFonts w:ascii="Malgun Gothic" w:cs="Malgun Gothic" w:eastAsia="Malgun Gothic" w:hAnsi="Malgun Gothic"/>
+        </w:rPr>
+        <w:t xml:space="preserve"> = 회원 휴대폰 / </w:t>
+      </w:r>
+      <w:r>
+        <w:rPr>
+          <w:rFonts w:ascii="Consolas" w:cs="Consolas" w:eastAsia="Consolas" w:hAnsi="Consolas"/>
+          <w:sz w:val="20"/>
+          <w:szCs w:val="20"/>
+          <w:shd w:fill="F2F2F2" w:val="clear"/>
+        </w:rPr>
+        <w:t xml:space="preserve">{=gSess.memNm}</w:t>
+      </w:r>
+      <w:r>
+        <w:rPr>
+          <w:rFonts w:ascii="Malgun Gothic" w:cs="Malgun Gothic" w:eastAsia="Malgun Gothic" w:hAnsi="Malgun Gothic"/>
+        </w:rPr>
+        <w:t xml:space="preserve"> = 회원 이름 (전부 고도몰5 표준 회원 세션 치환코드. 비로그인 시 빈 값 → 자동 익명 수집)</w:t>
       </w:r>
     </w:p>
     <w:p>
@@ -350,18 +1759,17 @@
       </w:pPr>
       <w:r>
         <w:rPr>
-          <w:rFonts w:ascii="Consolas" w:cs="Consolas" w:eastAsia="Consolas" w:hAnsi="Consolas"/>
-          <w:sz w:val="20"/>
-          <w:szCs w:val="20"/>
-          <w:shd w:fill="F2F2F2" w:val="clear"/>
-        </w:rPr>
-        <w:t xml:space="preserve">{=gSess.memNo}</w:t>
-      </w:r>
-      <w:r>
-        <w:rPr>
-          <w:rFonts w:ascii="Malgun Gothic" w:cs="Malgun Gothic" w:eastAsia="Malgun Gothic" w:hAnsi="Malgun Gothic"/>
-        </w:rPr>
-        <w:t xml:space="preserve"> = 고도몰 로그인 회원번호 변수 (비로그인 시 빈 값 → 익명 수집)</w:t>
+          <w:rFonts w:ascii="Malgun Gothic" w:cs="Malgun Gothic" w:eastAsia="Malgun Gothic" w:hAnsi="Malgun Gothic"/>
+          <w:b/>
+          <w:bCs/>
+        </w:rPr>
+        <w:t xml:space="preserve">data-hjl-phone(휴대폰)은 사실상 필수입니다. </w:t>
+      </w:r>
+      <w:r>
+        <w:rPr>
+          <w:rFonts w:ascii="Malgun Gothic" w:cs="Malgun Gothic" w:eastAsia="Malgun Gothic" w:hAnsi="Malgun Gothic"/>
+        </w:rPr>
+        <w:t xml:space="preserve">한줄로는 휴대폰 번호로 기존 고객(싱크에이전트·업로드로 들어온 고객)과 같은 사람인지 연결합니다. 휴대폰이 없으면 행동 데이터가 기존 고객과 합쳐지지 않아 장바구니 리커버리 같은 발송 대상이 되지 않습니다.</w:t>
       </w:r>
     </w:p>
     <w:p>
@@ -376,16 +1784,23 @@
       <w:r>
         <w:rPr>
           <w:rFonts w:ascii="Malgun Gothic" w:cs="Malgun Gothic" w:eastAsia="Malgun Gothic" w:hAnsi="Malgun Gothic"/>
-          <w:b/>
-          <w:bCs/>
-        </w:rPr>
-        <w:t xml:space="preserve">data-hjl-phone(휴대폰)은 사실상 필수입니다. </w:t>
-      </w:r>
-      <w:r>
-        <w:rPr>
-          <w:rFonts w:ascii="Malgun Gothic" w:cs="Malgun Gothic" w:eastAsia="Malgun Gothic" w:hAnsi="Malgun Gothic"/>
-        </w:rPr>
-        <w:t xml:space="preserve">한줄로는 휴대폰 번호로 기존 고객(싱크에이전트·업로드로 들어온 고객)과 같은 사람인지 연결합니다. 휴대폰이 없으면 행동 데이터가 기존 고객과 합쳐지지 않아 장바구니 리커버리 같은 발송 대상이 되지 않습니다. (data-hjl-email로도 보조 매칭 가능)</w:t>
+        </w:rPr>
+        <w:t xml:space="preserve">(선택) 이메일 보조 매칭: 고도몰 회원 세션 표준 변수에 이메일이 없으므로, 스킨에서 회원 이메일을 별도로 출력하고 있는 경우에만 </w:t>
+      </w:r>
+      <w:r>
+        <w:rPr>
+          <w:rFonts w:ascii="Consolas" w:cs="Consolas" w:eastAsia="Consolas" w:hAnsi="Consolas"/>
+          <w:sz w:val="20"/>
+          <w:szCs w:val="20"/>
+          <w:shd w:fill="F2F2F2" w:val="clear"/>
+        </w:rPr>
+        <w:t xml:space="preserve">data-hjl-email="(그 변수)"</w:t>
+      </w:r>
+      <w:r>
+        <w:rPr>
+          <w:rFonts w:ascii="Malgun Gothic" w:cs="Malgun Gothic" w:eastAsia="Malgun Gothic" w:hAnsi="Malgun Gothic"/>
+        </w:rPr>
+        <w:t xml:space="preserve">를 추가하면 됩니다. 없으면 생략해도 휴대폰 매칭으로 충분합니다.</w:t>
       </w:r>
     </w:p>
     <w:p>
@@ -401,31 +1816,255 @@
         <w:rPr>
           <w:rFonts w:ascii="Malgun Gothic" w:cs="Malgun Gothic" w:eastAsia="Malgun Gothic" w:hAnsi="Malgun Gothic"/>
         </w:rPr>
-        <w:t xml:space="preserve">(선택) </w:t>
-      </w:r>
-      <w:r>
-        <w:rPr>
-          <w:rFonts w:ascii="Consolas" w:cs="Consolas" w:eastAsia="Consolas" w:hAnsi="Consolas"/>
-          <w:sz w:val="20"/>
-          <w:szCs w:val="20"/>
-          <w:shd w:fill="F2F2F2" w:val="clear"/>
-        </w:rPr>
-        <w:t xml:space="preserve">data-hjl-email="..."</w:t>
-      </w:r>
-      <w:r>
-        <w:rPr>
-          <w:rFonts w:ascii="Malgun Gothic" w:cs="Malgun Gothic" w:eastAsia="Malgun Gothic" w:hAnsi="Malgun Gothic"/>
-        </w:rPr>
-        <w:t xml:space="preserve"> / </w:t>
-      </w:r>
-      <w:r>
-        <w:rPr>
-          <w:rFonts w:ascii="Consolas" w:cs="Consolas" w:eastAsia="Consolas" w:hAnsi="Consolas"/>
-          <w:sz w:val="20"/>
-          <w:szCs w:val="20"/>
-          <w:shd w:fill="F2F2F2" w:val="clear"/>
-        </w:rPr>
-        <w:t xml:space="preserve">data-hjl-name="..."</w:t>
+        <w:t xml:space="preserve">SDK가 이 속성을 자동 감지(로그인·변경 시점 포함)해 회원과 행동을 연결합니다</w:t>
+      </w:r>
+    </w:p>
+    <w:p>
+      <w:pPr>
+        <w:pBdr>
+          <w:bottom w:val="single" w:color="CCCCCC" w:sz="4" w:space="1"/>
+        </w:pBdr>
+        <w:spacing w:after="160" w:before="120"/>
+      </w:pPr>
+    </w:p>
+    <w:p>
+      <w:pPr>
+        <w:pStyle w:val="Heading2"/>
+      </w:pPr>
+      <w:r>
+        <w:rPr>
+          <w:rFonts w:ascii="Malgun Gothic" w:cs="Malgun Gothic" w:eastAsia="Malgun Gothic" w:hAnsi="Malgun Gothic"/>
+        </w:rPr>
+        <w:t xml:space="preserve">3단계 — 장바구니·구매 이벤트 전송 (장바구니 리커버리용)</w:t>
+      </w:r>
+    </w:p>
+    <w:p>
+      <w:pPr>
+        <w:spacing w:after="120"/>
+      </w:pPr>
+      <w:r>
+        <w:rPr>
+          <w:rFonts w:ascii="Malgun Gothic" w:cs="Malgun Gothic" w:eastAsia="Malgun Gothic" w:hAnsi="Malgun Gothic"/>
+        </w:rPr>
+        <w:t xml:space="preserve">페이지뷰·클릭은 자동 수집되지만, </w:t>
+      </w:r>
+      <w:r>
+        <w:rPr>
+          <w:rFonts w:ascii="Malgun Gothic" w:cs="Malgun Gothic" w:eastAsia="Malgun Gothic" w:hAnsi="Malgun Gothic"/>
+          <w:b/>
+          <w:bCs/>
+        </w:rPr>
+        <w:t xml:space="preserve">장바구니 담기와 구매 완료는 스킨에 한 줄씩 넣어야</w:t>
+      </w:r>
+      <w:r>
+        <w:rPr>
+          <w:rFonts w:ascii="Malgun Gothic" w:cs="Malgun Gothic" w:eastAsia="Malgun Gothic" w:hAnsi="Malgun Gothic"/>
+        </w:rPr>
+        <w:t xml:space="preserve"> 합니다. 이 이벤트가 있어야 "담고 안 산 고객"에게 여정(장바구니 리커버리) 메시지를 보낼 수 있습니다. 아래 코드는 고도몰5 표준 치환코드로 채워져 있어 </w:t>
+      </w:r>
+      <w:r>
+        <w:rPr>
+          <w:rFonts w:ascii="Malgun Gothic" w:cs="Malgun Gothic" w:eastAsia="Malgun Gothic" w:hAnsi="Malgun Gothic"/>
+          <w:b/>
+          <w:bCs/>
+        </w:rPr>
+        <w:t xml:space="preserve">그대로 복사</w:t>
+      </w:r>
+      <w:r>
+        <w:rPr>
+          <w:rFonts w:ascii="Malgun Gothic" w:cs="Malgun Gothic" w:eastAsia="Malgun Gothic" w:hAnsi="Malgun Gothic"/>
+        </w:rPr>
+        <w:t xml:space="preserve">해 쓰면 됩니다 (PC·모바일 스킨 각각).</w:t>
+      </w:r>
+    </w:p>
+    <w:p>
+      <w:pPr>
+        <w:spacing w:after="100" w:before="160"/>
+      </w:pPr>
+      <w:r>
+        <w:rPr>
+          <w:rFonts w:ascii="Malgun Gothic" w:cs="Malgun Gothic" w:eastAsia="Malgun Gothic" w:hAnsi="Malgun Gothic"/>
+          <w:b/>
+          <w:bCs/>
+          <w:sz w:val="23"/>
+          <w:szCs w:val="23"/>
+        </w:rPr>
+        <w:t xml:space="preserve">3-1. 장바구니 담기 — 상품 상세 페이지 (goods_view)</w:t>
+      </w:r>
+    </w:p>
+    <w:p>
+      <w:pPr>
+        <w:spacing w:after="120"/>
+      </w:pPr>
+      <w:r>
+        <w:rPr>
+          <w:rFonts w:ascii="Malgun Gothic" w:cs="Malgun Gothic" w:eastAsia="Malgun Gothic" w:hAnsi="Malgun Gothic"/>
+        </w:rPr>
+        <w:t xml:space="preserve">상품 상세 스킨에 함수를 추가하고, </w:t>
+      </w:r>
+      <w:r>
+        <w:rPr>
+          <w:rFonts w:ascii="Malgun Gothic" w:cs="Malgun Gothic" w:eastAsia="Malgun Gothic" w:hAnsi="Malgun Gothic"/>
+          <w:b/>
+          <w:bCs/>
+        </w:rPr>
+        <w:t xml:space="preserve">장바구니 담기 성공 시점</w:t>
+      </w:r>
+      <w:r>
+        <w:rPr>
+          <w:rFonts w:ascii="Malgun Gothic" w:cs="Malgun Gothic" w:eastAsia="Malgun Gothic" w:hAnsi="Malgun Gothic"/>
+        </w:rPr>
+        <w:t xml:space="preserve">에 호출합니다:</w:t>
+      </w:r>
+    </w:p>
+    <w:p>
+      <w:pPr>
+        <w:shd w:fill="F5F5F5" w:val="clear"/>
+        <w:spacing w:after="0"/>
+        <w:ind w:left="240" w:right="240"/>
+      </w:pPr>
+      <w:r>
+        <w:rPr>
+          <w:rFonts w:ascii="Consolas" w:cs="Consolas" w:eastAsia="Consolas" w:hAnsi="Consolas"/>
+          <w:sz w:val="18"/>
+          <w:szCs w:val="18"/>
+        </w:rPr>
+        <w:t xml:space="preserve">&lt;script&gt;</w:t>
+      </w:r>
+    </w:p>
+    <w:p>
+      <w:pPr>
+        <w:shd w:fill="F5F5F5" w:val="clear"/>
+        <w:spacing w:after="0"/>
+        <w:ind w:left="240" w:right="240"/>
+      </w:pPr>
+      <w:r>
+        <w:rPr>
+          <w:rFonts w:ascii="Consolas" w:cs="Consolas" w:eastAsia="Consolas" w:hAnsi="Consolas"/>
+          <w:sz w:val="18"/>
+          <w:szCs w:val="18"/>
+        </w:rPr>
+        <w:t xml:space="preserve">  function hjlCartAdd() {</w:t>
+      </w:r>
+    </w:p>
+    <w:p>
+      <w:pPr>
+        <w:shd w:fill="F5F5F5" w:val="clear"/>
+        <w:spacing w:after="0"/>
+        <w:ind w:left="240" w:right="240"/>
+      </w:pPr>
+      <w:r>
+        <w:rPr>
+          <w:rFonts w:ascii="Consolas" w:cs="Consolas" w:eastAsia="Consolas" w:hAnsi="Consolas"/>
+          <w:sz w:val="18"/>
+          <w:szCs w:val="18"/>
+        </w:rPr>
+        <w:t xml:space="preserve">    window.hjl &amp;&amp; window.hjl.track('cart_add', {</w:t>
+      </w:r>
+    </w:p>
+    <w:p>
+      <w:pPr>
+        <w:shd w:fill="F5F5F5" w:val="clear"/>
+        <w:spacing w:after="0"/>
+        <w:ind w:left="240" w:right="240"/>
+      </w:pPr>
+      <w:r>
+        <w:rPr>
+          <w:rFonts w:ascii="Consolas" w:cs="Consolas" w:eastAsia="Consolas" w:hAnsi="Consolas"/>
+          <w:sz w:val="18"/>
+          <w:szCs w:val="18"/>
+        </w:rPr>
+        <w:t xml:space="preserve">      product_name: "{=goodsView['goodsNm']}",</w:t>
+      </w:r>
+    </w:p>
+    <w:p>
+      <w:pPr>
+        <w:shd w:fill="F5F5F5" w:val="clear"/>
+        <w:spacing w:after="0"/>
+        <w:ind w:left="240" w:right="240"/>
+      </w:pPr>
+      <w:r>
+        <w:rPr>
+          <w:rFonts w:ascii="Consolas" w:cs="Consolas" w:eastAsia="Consolas" w:hAnsi="Consolas"/>
+          <w:sz w:val="18"/>
+          <w:szCs w:val="18"/>
+        </w:rPr>
+        <w:t xml:space="preserve">      price: Number("{=gd_isset(goodsView['goodsPrice'],0)}"),</w:t>
+      </w:r>
+    </w:p>
+    <w:p>
+      <w:pPr>
+        <w:shd w:fill="F5F5F5" w:val="clear"/>
+        <w:spacing w:after="0"/>
+        <w:ind w:left="240" w:right="240"/>
+      </w:pPr>
+      <w:r>
+        <w:rPr>
+          <w:rFonts w:ascii="Consolas" w:cs="Consolas" w:eastAsia="Consolas" w:hAnsi="Consolas"/>
+          <w:sz w:val="18"/>
+          <w:szCs w:val="18"/>
+        </w:rPr>
+        <w:t xml:space="preserve">      product_url: location.href,</w:t>
+      </w:r>
+    </w:p>
+    <w:p>
+      <w:pPr>
+        <w:shd w:fill="F5F5F5" w:val="clear"/>
+        <w:spacing w:after="0"/>
+        <w:ind w:left="240" w:right="240"/>
+      </w:pPr>
+      <w:r>
+        <w:rPr>
+          <w:rFonts w:ascii="Consolas" w:cs="Consolas" w:eastAsia="Consolas" w:hAnsi="Consolas"/>
+          <w:sz w:val="18"/>
+          <w:szCs w:val="18"/>
+        </w:rPr>
+        <w:t xml:space="preserve">      quantity: 1</w:t>
+      </w:r>
+    </w:p>
+    <w:p>
+      <w:pPr>
+        <w:shd w:fill="F5F5F5" w:val="clear"/>
+        <w:spacing w:after="0"/>
+        <w:ind w:left="240" w:right="240"/>
+      </w:pPr>
+      <w:r>
+        <w:rPr>
+          <w:rFonts w:ascii="Consolas" w:cs="Consolas" w:eastAsia="Consolas" w:hAnsi="Consolas"/>
+          <w:sz w:val="18"/>
+          <w:szCs w:val="18"/>
+        </w:rPr>
+        <w:t xml:space="preserve">    });</w:t>
+      </w:r>
+    </w:p>
+    <w:p>
+      <w:pPr>
+        <w:shd w:fill="F5F5F5" w:val="clear"/>
+        <w:spacing w:after="0"/>
+        <w:ind w:left="240" w:right="240"/>
+      </w:pPr>
+      <w:r>
+        <w:rPr>
+          <w:rFonts w:ascii="Consolas" w:cs="Consolas" w:eastAsia="Consolas" w:hAnsi="Consolas"/>
+          <w:sz w:val="18"/>
+          <w:szCs w:val="18"/>
+        </w:rPr>
+        <w:t xml:space="preserve">  }</w:t>
+      </w:r>
+    </w:p>
+    <w:p>
+      <w:pPr>
+        <w:shd w:fill="F5F5F5" w:val="clear"/>
+        <w:spacing w:after="160"/>
+        <w:ind w:left="240" w:right="240"/>
+      </w:pPr>
+      <w:r>
+        <w:rPr>
+          <w:rFonts w:ascii="Consolas" w:cs="Consolas" w:eastAsia="Consolas" w:hAnsi="Consolas"/>
+          <w:sz w:val="18"/>
+          <w:szCs w:val="18"/>
+        </w:rPr>
+        <w:t xml:space="preserve">&lt;/script&gt;</w:t>
       </w:r>
     </w:p>
     <w:p>
@@ -441,37 +2080,7 @@
         <w:rPr>
           <w:rFonts w:ascii="Malgun Gothic" w:cs="Malgun Gothic" w:eastAsia="Malgun Gothic" w:hAnsi="Malgun Gothic"/>
         </w:rPr>
-        <w:t xml:space="preserve">SDK가 이 속성을 자동 감지(로그인·변경 시점 포함)해 회원과 행동을 연결합니다</w:t>
-      </w:r>
-    </w:p>
-    <w:p>
-      <w:pPr>
-        <w:pBdr>
-          <w:bottom w:val="single" w:color="CCCCCC" w:sz="4" w:space="1"/>
-        </w:pBdr>
-        <w:spacing w:after="160" w:before="120"/>
-      </w:pPr>
-    </w:p>
-    <w:p>
-      <w:pPr>
-        <w:pStyle w:val="Heading2"/>
-      </w:pPr>
-      <w:r>
-        <w:rPr>
-          <w:rFonts w:ascii="Malgun Gothic" w:cs="Malgun Gothic" w:eastAsia="Malgun Gothic" w:hAnsi="Malgun Gothic"/>
-        </w:rPr>
-        <w:t xml:space="preserve">3단계 — 장바구니·구매 이벤트 전송 (장바구니 리커버리용)</w:t>
-      </w:r>
-    </w:p>
-    <w:p>
-      <w:pPr>
-        <w:spacing w:after="120"/>
-      </w:pPr>
-      <w:r>
-        <w:rPr>
-          <w:rFonts w:ascii="Malgun Gothic" w:cs="Malgun Gothic" w:eastAsia="Malgun Gothic" w:hAnsi="Malgun Gothic"/>
-        </w:rPr>
-        <w:t xml:space="preserve">페이지뷰·클릭은 자동 수집되지만, </w:t>
+        <w:t xml:space="preserve">호출 위치: 장바구니 담기가 AJAX로 처리되므로 </w:t>
       </w:r>
       <w:r>
         <w:rPr>
@@ -479,215 +2088,13 @@
           <w:b/>
           <w:bCs/>
         </w:rPr>
-        <w:t xml:space="preserve">장바구니 담기와 구매 완료는 고도몰 스킨의 해당 동작 지점에 한 줄씩 넣어야</w:t>
-      </w:r>
-      <w:r>
-        <w:rPr>
-          <w:rFonts w:ascii="Malgun Gothic" w:cs="Malgun Gothic" w:eastAsia="Malgun Gothic" w:hAnsi="Malgun Gothic"/>
-        </w:rPr>
-        <w:t xml:space="preserve"> 합니다. 이 이벤트가 있어야 "담고 안 산 고객"에게 여정(장바구니 리커버리) 메시지를 보낼 수 있습니다.</w:t>
-      </w:r>
-    </w:p>
-    <w:p>
-      <w:pPr>
-        <w:spacing w:after="120"/>
-      </w:pPr>
-      <w:r>
-        <w:rPr>
-          <w:rFonts w:ascii="Malgun Gothic" w:cs="Malgun Gothic" w:eastAsia="Malgun Gothic" w:hAnsi="Malgun Gothic"/>
-        </w:rPr>
-        <w:t xml:space="preserve">장바구니 담기 버튼 동작 지점(스킨 JS):</w:t>
-      </w:r>
-    </w:p>
-    <w:p>
-      <w:pPr>
-        <w:shd w:fill="F5F5F5" w:val="clear"/>
-        <w:spacing w:after="0"/>
-        <w:ind w:left="240" w:right="240"/>
-      </w:pPr>
-      <w:r>
-        <w:rPr>
-          <w:rFonts w:ascii="Consolas" w:cs="Consolas" w:eastAsia="Consolas" w:hAnsi="Consolas"/>
-          <w:sz w:val="18"/>
-          <w:szCs w:val="18"/>
-        </w:rPr>
-        <w:t xml:space="preserve">&lt;script&gt;</w:t>
-      </w:r>
-    </w:p>
-    <w:p>
-      <w:pPr>
-        <w:shd w:fill="F5F5F5" w:val="clear"/>
-        <w:spacing w:after="0"/>
-        <w:ind w:left="240" w:right="240"/>
-      </w:pPr>
-      <w:r>
-        <w:rPr>
-          <w:rFonts w:ascii="Consolas" w:cs="Consolas" w:eastAsia="Consolas" w:hAnsi="Consolas"/>
-          <w:sz w:val="18"/>
-          <w:szCs w:val="18"/>
-        </w:rPr>
-        <w:t xml:space="preserve">  window.hjl &amp;&amp; window.hjl.track('cart_add', {</w:t>
-      </w:r>
-    </w:p>
-    <w:p>
-      <w:pPr>
-        <w:shd w:fill="F5F5F5" w:val="clear"/>
-        <w:spacing w:after="0"/>
-        <w:ind w:left="240" w:right="240"/>
-      </w:pPr>
-      <w:r>
-        <w:rPr>
-          <w:rFonts w:ascii="Consolas" w:cs="Consolas" w:eastAsia="Consolas" w:hAnsi="Consolas"/>
-          <w:sz w:val="18"/>
-          <w:szCs w:val="18"/>
-        </w:rPr>
-        <w:t xml:space="preserve">    product_name: '(상품명 변수)',</w:t>
-      </w:r>
-    </w:p>
-    <w:p>
-      <w:pPr>
-        <w:shd w:fill="F5F5F5" w:val="clear"/>
-        <w:spacing w:after="0"/>
-        <w:ind w:left="240" w:right="240"/>
-      </w:pPr>
-      <w:r>
-        <w:rPr>
-          <w:rFonts w:ascii="Consolas" w:cs="Consolas" w:eastAsia="Consolas" w:hAnsi="Consolas"/>
-          <w:sz w:val="18"/>
-          <w:szCs w:val="18"/>
-        </w:rPr>
-        <w:t xml:space="preserve">    price: 39000,</w:t>
-      </w:r>
-    </w:p>
-    <w:p>
-      <w:pPr>
-        <w:shd w:fill="F5F5F5" w:val="clear"/>
-        <w:spacing w:after="0"/>
-        <w:ind w:left="240" w:right="240"/>
-      </w:pPr>
-      <w:r>
-        <w:rPr>
-          <w:rFonts w:ascii="Consolas" w:cs="Consolas" w:eastAsia="Consolas" w:hAnsi="Consolas"/>
-          <w:sz w:val="18"/>
-          <w:szCs w:val="18"/>
-        </w:rPr>
-        <w:t xml:space="preserve">    product_url: 'https://(쇼핑몰)/goods/view?no=123',</w:t>
-      </w:r>
-    </w:p>
-    <w:p>
-      <w:pPr>
-        <w:shd w:fill="F5F5F5" w:val="clear"/>
-        <w:spacing w:after="0"/>
-        <w:ind w:left="240" w:right="240"/>
-      </w:pPr>
-      <w:r>
-        <w:rPr>
-          <w:rFonts w:ascii="Consolas" w:cs="Consolas" w:eastAsia="Consolas" w:hAnsi="Consolas"/>
-          <w:sz w:val="18"/>
-          <w:szCs w:val="18"/>
-        </w:rPr>
-        <w:t xml:space="preserve">    image_url: 'https://(쇼핑몰)/img/123.jpg',</w:t>
-      </w:r>
-    </w:p>
-    <w:p>
-      <w:pPr>
-        <w:shd w:fill="F5F5F5" w:val="clear"/>
-        <w:spacing w:after="0"/>
-        <w:ind w:left="240" w:right="240"/>
-      </w:pPr>
-      <w:r>
-        <w:rPr>
-          <w:rFonts w:ascii="Consolas" w:cs="Consolas" w:eastAsia="Consolas" w:hAnsi="Consolas"/>
-          <w:sz w:val="18"/>
-          <w:szCs w:val="18"/>
-        </w:rPr>
-        <w:t xml:space="preserve">    quantity: 1</w:t>
-      </w:r>
-    </w:p>
-    <w:p>
-      <w:pPr>
-        <w:shd w:fill="F5F5F5" w:val="clear"/>
-        <w:spacing w:after="0"/>
-        <w:ind w:left="240" w:right="240"/>
-      </w:pPr>
-      <w:r>
-        <w:rPr>
-          <w:rFonts w:ascii="Consolas" w:cs="Consolas" w:eastAsia="Consolas" w:hAnsi="Consolas"/>
-          <w:sz w:val="18"/>
-          <w:szCs w:val="18"/>
-        </w:rPr>
-        <w:t xml:space="preserve">  });</w:t>
-      </w:r>
-    </w:p>
-    <w:p>
-      <w:pPr>
-        <w:shd w:fill="F5F5F5" w:val="clear"/>
-        <w:spacing w:after="160"/>
-        <w:ind w:left="240" w:right="240"/>
-      </w:pPr>
-      <w:r>
-        <w:rPr>
-          <w:rFonts w:ascii="Consolas" w:cs="Consolas" w:eastAsia="Consolas" w:hAnsi="Consolas"/>
-          <w:sz w:val="18"/>
-          <w:szCs w:val="18"/>
-        </w:rPr>
-        <w:t xml:space="preserve">&lt;/script&gt;</w:t>
-      </w:r>
-    </w:p>
-    <w:p>
-      <w:pPr>
-        <w:spacing w:after="120"/>
-      </w:pPr>
-      <w:r>
-        <w:rPr>
-          <w:rFonts w:ascii="Malgun Gothic" w:cs="Malgun Gothic" w:eastAsia="Malgun Gothic" w:hAnsi="Malgun Gothic"/>
-        </w:rPr>
-        <w:t xml:space="preserve">주문 완료 페이지(구매 확정 시점):</w:t>
-      </w:r>
-    </w:p>
-    <w:p>
-      <w:pPr>
-        <w:shd w:fill="F5F5F5" w:val="clear"/>
-        <w:spacing w:after="0"/>
-        <w:ind w:left="240" w:right="240"/>
-      </w:pPr>
-      <w:r>
-        <w:rPr>
-          <w:rFonts w:ascii="Consolas" w:cs="Consolas" w:eastAsia="Consolas" w:hAnsi="Consolas"/>
-          <w:sz w:val="18"/>
-          <w:szCs w:val="18"/>
-        </w:rPr>
-        <w:t xml:space="preserve">&lt;script&gt;</w:t>
-      </w:r>
-    </w:p>
-    <w:p>
-      <w:pPr>
-        <w:shd w:fill="F5F5F5" w:val="clear"/>
-        <w:spacing w:after="0"/>
-        <w:ind w:left="240" w:right="240"/>
-      </w:pPr>
-      <w:r>
-        <w:rPr>
-          <w:rFonts w:ascii="Consolas" w:cs="Consolas" w:eastAsia="Consolas" w:hAnsi="Consolas"/>
-          <w:sz w:val="18"/>
-          <w:szCs w:val="18"/>
-        </w:rPr>
-        <w:t xml:space="preserve">  window.hjl &amp;&amp; window.hjl.track('purchase', { order_id: '(주문번호 변수)' });</w:t>
-      </w:r>
-    </w:p>
-    <w:p>
-      <w:pPr>
-        <w:shd w:fill="F5F5F5" w:val="clear"/>
-        <w:spacing w:after="160"/>
-        <w:ind w:left="240" w:right="240"/>
-      </w:pPr>
-      <w:r>
-        <w:rPr>
-          <w:rFonts w:ascii="Consolas" w:cs="Consolas" w:eastAsia="Consolas" w:hAnsi="Consolas"/>
-          <w:sz w:val="18"/>
-          <w:szCs w:val="18"/>
-        </w:rPr>
-        <w:t xml:space="preserve">&lt;/script&gt;</w:t>
+        <w:t xml:space="preserve">AJAX 성공 콜백에서 hjlCartAdd() 호출이 가장 정확</w:t>
+      </w:r>
+      <w:r>
+        <w:rPr>
+          <w:rFonts w:ascii="Malgun Gothic" w:cs="Malgun Gothic" w:eastAsia="Malgun Gothic" w:hAnsi="Malgun Gothic"/>
+        </w:rPr>
+        <w:t xml:space="preserve">합니다. 스킨 구조상 콜백 수정이 어려우면 담기 버튼의 클릭 핸들러에 추가해도 됩니다(담기 실패 케이스가 드물어 오차는 미미).</w:t>
       </w:r>
     </w:p>
     <w:p>
@@ -701,24 +2108,18 @@
       </w:pPr>
       <w:r>
         <w:rPr>
-          <w:rFonts w:ascii="Malgun Gothic" w:cs="Malgun Gothic" w:eastAsia="Malgun Gothic" w:hAnsi="Malgun Gothic"/>
-        </w:rPr>
-        <w:t xml:space="preserve">표준 이벤트명만 허용: </w:t>
-      </w:r>
-      <w:r>
-        <w:rPr>
           <w:rFonts w:ascii="Consolas" w:cs="Consolas" w:eastAsia="Consolas" w:hAnsi="Consolas"/>
           <w:sz w:val="20"/>
           <w:szCs w:val="20"/>
           <w:shd w:fill="F2F2F2" w:val="clear"/>
         </w:rPr>
-        <w:t xml:space="preserve">cart_add</w:t>
-      </w:r>
-      <w:r>
-        <w:rPr>
-          <w:rFonts w:ascii="Malgun Gothic" w:cs="Malgun Gothic" w:eastAsia="Malgun Gothic" w:hAnsi="Malgun Gothic"/>
-        </w:rPr>
-        <w:t xml:space="preserve">(담기) / </w:t>
+        <w:t xml:space="preserve">{=goodsView['goodsNm']}</w:t>
+      </w:r>
+      <w:r>
+        <w:rPr>
+          <w:rFonts w:ascii="Malgun Gothic" w:cs="Malgun Gothic" w:eastAsia="Malgun Gothic" w:hAnsi="Malgun Gothic"/>
+        </w:rPr>
+        <w:t xml:space="preserve">(상품명) / </w:t>
       </w:r>
       <w:r>
         <w:rPr>
@@ -727,43 +2128,13 @@
           <w:szCs w:val="20"/>
           <w:shd w:fill="F2F2F2" w:val="clear"/>
         </w:rPr>
-        <w:t xml:space="preserve">cart_remove</w:t>
-      </w:r>
-      <w:r>
-        <w:rPr>
-          <w:rFonts w:ascii="Malgun Gothic" w:cs="Malgun Gothic" w:eastAsia="Malgun Gothic" w:hAnsi="Malgun Gothic"/>
-        </w:rPr>
-        <w:t xml:space="preserve">(빼기) / </w:t>
-      </w:r>
-      <w:r>
-        <w:rPr>
-          <w:rFonts w:ascii="Consolas" w:cs="Consolas" w:eastAsia="Consolas" w:hAnsi="Consolas"/>
-          <w:sz w:val="20"/>
-          <w:szCs w:val="20"/>
-          <w:shd w:fill="F2F2F2" w:val="clear"/>
-        </w:rPr>
-        <w:t xml:space="preserve">checkout_start</w:t>
-      </w:r>
-      <w:r>
-        <w:rPr>
-          <w:rFonts w:ascii="Malgun Gothic" w:cs="Malgun Gothic" w:eastAsia="Malgun Gothic" w:hAnsi="Malgun Gothic"/>
-        </w:rPr>
-        <w:t xml:space="preserve">(결제 진입) / </w:t>
-      </w:r>
-      <w:r>
-        <w:rPr>
-          <w:rFonts w:ascii="Consolas" w:cs="Consolas" w:eastAsia="Consolas" w:hAnsi="Consolas"/>
-          <w:sz w:val="20"/>
-          <w:szCs w:val="20"/>
-          <w:shd w:fill="F2F2F2" w:val="clear"/>
-        </w:rPr>
-        <w:t xml:space="preserve">purchase</w:t>
-      </w:r>
-      <w:r>
-        <w:rPr>
-          <w:rFonts w:ascii="Malgun Gothic" w:cs="Malgun Gothic" w:eastAsia="Malgun Gothic" w:hAnsi="Malgun Gothic"/>
-        </w:rPr>
-        <w:t xml:space="preserve">(구매 완료)</w:t>
+        <w:t xml:space="preserve">{=gd_isset(goodsView['goodsPrice'],0)}</w:t>
+      </w:r>
+      <w:r>
+        <w:rPr>
+          <w:rFonts w:ascii="Malgun Gothic" w:cs="Malgun Gothic" w:eastAsia="Malgun Gothic" w:hAnsi="Malgun Gothic"/>
+        </w:rPr>
+        <w:t xml:space="preserve">(가격) = 고도몰5 상품 상세 표준 치환코드.</w:t>
       </w:r>
     </w:p>
     <w:p>
@@ -777,33 +2148,84 @@
       </w:pPr>
       <w:r>
         <w:rPr>
+          <w:rFonts w:ascii="Malgun Gothic" w:cs="Malgun Gothic" w:eastAsia="Malgun Gothic" w:hAnsi="Malgun Gothic"/>
+        </w:rPr>
+        <w:t xml:space="preserve">(선택) 상품 이미지를 메시지에 쓰려면 </w:t>
+      </w:r>
+      <w:r>
+        <w:rPr>
           <w:rFonts w:ascii="Consolas" w:cs="Consolas" w:eastAsia="Consolas" w:hAnsi="Consolas"/>
           <w:sz w:val="20"/>
           <w:szCs w:val="20"/>
           <w:shd w:fill="F2F2F2" w:val="clear"/>
         </w:rPr>
-        <w:t xml:space="preserve">checkout_start</w:t>
-      </w:r>
-      <w:r>
-        <w:rPr>
-          <w:rFonts w:ascii="Malgun Gothic" w:cs="Malgun Gothic" w:eastAsia="Malgun Gothic" w:hAnsi="Malgun Gothic"/>
-        </w:rPr>
-        <w:t xml:space="preserve"> 또는 </w:t>
-      </w:r>
-      <w:r>
-        <w:rPr>
-          <w:rFonts w:ascii="Consolas" w:cs="Consolas" w:eastAsia="Consolas" w:hAnsi="Consolas"/>
-          <w:sz w:val="20"/>
-          <w:szCs w:val="20"/>
-          <w:shd w:fill="F2F2F2" w:val="clear"/>
-        </w:rPr>
-        <w:t xml:space="preserve">purchase</w:t>
-      </w:r>
-      <w:r>
-        <w:rPr>
-          <w:rFonts w:ascii="Malgun Gothic" w:cs="Malgun Gothic" w:eastAsia="Malgun Gothic" w:hAnsi="Malgun Gothic"/>
-        </w:rPr>
-        <w:t xml:space="preserve">가 들어오면 그 고객은 리커버리 발송 대상에서 자동 제외됩니다 — 구매 완료 지점에 꼭 넣어주세요</w:t>
+        <w:t xml:space="preserve">image_url</w:t>
+      </w:r>
+      <w:r>
+        <w:rPr>
+          <w:rFonts w:ascii="Malgun Gothic" w:cs="Malgun Gothic" w:eastAsia="Malgun Gothic" w:hAnsi="Malgun Gothic"/>
+        </w:rPr>
+        <w:t xml:space="preserve">에 스킨의 대표이미지 URL 변수를 추가 — 스킨마다 이미지 변수가 달라 비워도 동작에는 지장 없습니다.</w:t>
+      </w:r>
+    </w:p>
+    <w:p>
+      <w:pPr>
+        <w:spacing w:after="100" w:before="160"/>
+      </w:pPr>
+      <w:r>
+        <w:rPr>
+          <w:rFonts w:ascii="Malgun Gothic" w:cs="Malgun Gothic" w:eastAsia="Malgun Gothic" w:hAnsi="Malgun Gothic"/>
+          <w:b/>
+          <w:bCs/>
+          <w:sz w:val="23"/>
+          <w:szCs w:val="23"/>
+        </w:rPr>
+        <w:t xml:space="preserve">3-2. 구매 완료 — 주문 완료 페이지 (order_end)</w:t>
+      </w:r>
+    </w:p>
+    <w:p>
+      <w:pPr>
+        <w:shd w:fill="F5F5F5" w:val="clear"/>
+        <w:spacing w:after="0"/>
+        <w:ind w:left="240" w:right="240"/>
+      </w:pPr>
+      <w:r>
+        <w:rPr>
+          <w:rFonts w:ascii="Consolas" w:cs="Consolas" w:eastAsia="Consolas" w:hAnsi="Consolas"/>
+          <w:sz w:val="18"/>
+          <w:szCs w:val="18"/>
+        </w:rPr>
+        <w:t xml:space="preserve">&lt;script&gt;</w:t>
+      </w:r>
+    </w:p>
+    <w:p>
+      <w:pPr>
+        <w:shd w:fill="F5F5F5" w:val="clear"/>
+        <w:spacing w:after="0"/>
+        <w:ind w:left="240" w:right="240"/>
+      </w:pPr>
+      <w:r>
+        <w:rPr>
+          <w:rFonts w:ascii="Consolas" w:cs="Consolas" w:eastAsia="Consolas" w:hAnsi="Consolas"/>
+          <w:sz w:val="18"/>
+          <w:szCs w:val="18"/>
+        </w:rPr>
+        <w:t xml:space="preserve">  window.hjl &amp;&amp; window.hjl.track('purchase', { order_id: '{=orderInfo.orderNo}' });</w:t>
+      </w:r>
+    </w:p>
+    <w:p>
+      <w:pPr>
+        <w:shd w:fill="F5F5F5" w:val="clear"/>
+        <w:spacing w:after="160"/>
+        <w:ind w:left="240" w:right="240"/>
+      </w:pPr>
+      <w:r>
+        <w:rPr>
+          <w:rFonts w:ascii="Consolas" w:cs="Consolas" w:eastAsia="Consolas" w:hAnsi="Consolas"/>
+          <w:sz w:val="18"/>
+          <w:szCs w:val="18"/>
+        </w:rPr>
+        <w:t xml:space="preserve">&lt;/script&gt;</w:t>
       </w:r>
     </w:p>
     <w:p>
@@ -817,147 +2239,18 @@
       </w:pPr>
       <w:r>
         <w:rPr>
-          <w:rFonts w:ascii="Malgun Gothic" w:cs="Malgun Gothic" w:eastAsia="Malgun Gothic" w:hAnsi="Malgun Gothic"/>
-        </w:rPr>
-        <w:t xml:space="preserve">메시지 본문에 </w:t>
-      </w:r>
-      <w:r>
-        <w:rPr>
           <w:rFonts w:ascii="Consolas" w:cs="Consolas" w:eastAsia="Consolas" w:hAnsi="Consolas"/>
           <w:sz w:val="20"/>
           <w:szCs w:val="20"/>
           <w:shd w:fill="F2F2F2" w:val="clear"/>
         </w:rPr>
-        <w:t xml:space="preserve">{{ cart.product_name }}</w:t>
-      </w:r>
-      <w:r>
-        <w:rPr>
-          <w:rFonts w:ascii="Malgun Gothic" w:cs="Malgun Gothic" w:eastAsia="Malgun Gothic" w:hAnsi="Malgun Gothic"/>
-        </w:rPr>
-        <w:t xml:space="preserve"> 변수를 쓰면 담은 상품명이 자동으로 들어갑니다</w:t>
-      </w:r>
-    </w:p>
-    <w:p>
-      <w:pPr>
-        <w:pBdr>
-          <w:bottom w:val="single" w:color="CCCCCC" w:sz="4" w:space="1"/>
-        </w:pBdr>
-        <w:spacing w:after="160" w:before="120"/>
-      </w:pPr>
-    </w:p>
-    <w:p>
-      <w:pPr>
-        <w:pStyle w:val="Heading2"/>
-      </w:pPr>
-      <w:r>
-        <w:rPr>
-          <w:rFonts w:ascii="Malgun Gothic" w:cs="Malgun Gothic" w:eastAsia="Malgun Gothic" w:hAnsi="Malgun Gothic"/>
-        </w:rPr>
-        <w:t xml:space="preserve">4단계 — 설치 확인</w:t>
-      </w:r>
-    </w:p>
-    <w:p>
-      <w:pPr>
-        <w:spacing w:after="120"/>
-      </w:pPr>
-      <w:r>
-        <w:rPr>
-          <w:rFonts w:ascii="Malgun Gothic" w:cs="Malgun Gothic" w:eastAsia="Malgun Gothic" w:hAnsi="Malgun Gothic"/>
-        </w:rPr>
-        <w:t xml:space="preserve">사이트 접속 후 한줄로 관리자 → </w:t>
-      </w:r>
-      <w:r>
-        <w:rPr>
-          <w:rFonts w:ascii="Malgun Gothic" w:cs="Malgun Gothic" w:eastAsia="Malgun Gothic" w:hAnsi="Malgun Gothic"/>
-          <w:b/>
-          <w:bCs/>
-        </w:rPr>
-        <w:t xml:space="preserve">자사몰 연동(CDP) → 고도몰 카드</w:t>
-      </w:r>
-      <w:r>
-        <w:rPr>
-          <w:rFonts w:ascii="Malgun Gothic" w:cs="Malgun Gothic" w:eastAsia="Malgun Gothic" w:hAnsi="Malgun Gothic"/>
-        </w:rPr>
-        <w:t xml:space="preserve"> 화면의 </w:t>
-      </w:r>
-      <w:r>
-        <w:rPr>
-          <w:rFonts w:ascii="Malgun Gothic" w:cs="Malgun Gothic" w:eastAsia="Malgun Gothic" w:hAnsi="Malgun Gothic"/>
-          <w:b/>
-          <w:bCs/>
-        </w:rPr>
-        <w:t xml:space="preserve">"설치 검증"</w:t>
-      </w:r>
-      <w:r>
-        <w:rPr>
-          <w:rFonts w:ascii="Malgun Gothic" w:cs="Malgun Gothic" w:eastAsia="Malgun Gothic" w:hAnsi="Malgun Gothic"/>
-        </w:rPr>
-        <w:t xml:space="preserve">에서 pageview·click·identify 수신을 확인합니다 (보통 5~15분 내).</w:t>
-      </w:r>
-    </w:p>
-    <w:p>
-      <w:pPr>
-        <w:pBdr>
-          <w:bottom w:val="single" w:color="CCCCCC" w:sz="4" w:space="1"/>
-        </w:pBdr>
-        <w:spacing w:after="160" w:before="120"/>
-      </w:pPr>
-    </w:p>
-    <w:p>
-      <w:pPr>
-        <w:pStyle w:val="Heading2"/>
-      </w:pPr>
-      <w:r>
-        <w:rPr>
-          <w:rFonts w:ascii="Malgun Gothic" w:cs="Malgun Gothic" w:eastAsia="Malgun Gothic" w:hAnsi="Malgun Gothic"/>
-        </w:rPr>
-        <w:t xml:space="preserve">인앱 메시지 — 추가 코드 없이 자동 표시</w:t>
-      </w:r>
-    </w:p>
-    <w:p>
-      <w:pPr>
-        <w:spacing w:after="120"/>
-      </w:pPr>
-      <w:r>
-        <w:rPr>
-          <w:rFonts w:ascii="Malgun Gothic" w:cs="Malgun Gothic" w:eastAsia="Malgun Gothic" w:hAnsi="Malgun Gothic"/>
-        </w:rPr>
-        <w:t xml:space="preserve">1단계 스크립트만 설치돼 있으면, 한줄로 관리자(인앱 메시지 화면)에서 메시지를 </w:t>
-      </w:r>
-      <w:r>
-        <w:rPr>
-          <w:rFonts w:ascii="Malgun Gothic" w:cs="Malgun Gothic" w:eastAsia="Malgun Gothic" w:hAnsi="Malgun Gothic"/>
-          <w:b/>
-          <w:bCs/>
-        </w:rPr>
-        <w:t xml:space="preserve">활성화하는 즉시 쇼핑몰 화면에 자동 표시</w:t>
-      </w:r>
-      <w:r>
-        <w:rPr>
-          <w:rFonts w:ascii="Malgun Gothic" w:cs="Malgun Gothic" w:eastAsia="Malgun Gothic" w:hAnsi="Malgun Gothic"/>
-        </w:rPr>
-        <w:t xml:space="preserve">됩니다. 배너·중앙 모달·전면·토스트 등 표시 형태와 노출 시간대·빈도는 모두 한줄로 관리자에서 설정하며, </w:t>
-      </w:r>
-      <w:r>
-        <w:rPr>
-          <w:rFonts w:ascii="Malgun Gothic" w:cs="Malgun Gothic" w:eastAsia="Malgun Gothic" w:hAnsi="Malgun Gothic"/>
-          <w:b/>
-          <w:bCs/>
-        </w:rPr>
-        <w:t xml:space="preserve">쇼핑몰 측 추가 작업은 없습니다.</w:t>
-      </w:r>
-    </w:p>
-    <w:p>
-      <w:pPr>
-        <w:spacing w:after="120"/>
-      </w:pPr>
-      <w:r>
-        <w:rPr>
-          <w:rFonts w:ascii="Malgun Gothic" w:cs="Malgun Gothic" w:eastAsia="Malgun Gothic" w:hAnsi="Malgun Gothic"/>
-          <w:b/>
-          <w:bCs/>
-        </w:rPr>
-        <w:t xml:space="preserve">설치 단계와의 연결</w:t>
+        <w:t xml:space="preserve">{=orderInfo.orderNo}</w:t>
+      </w:r>
+      <w:r>
+        <w:rPr>
+          <w:rFonts w:ascii="Malgun Gothic" w:cs="Malgun Gothic" w:eastAsia="Malgun Gothic" w:hAnsi="Malgun Gothic"/>
+        </w:rPr>
+        <w:t xml:space="preserve"> = 고도몰5 주문 완료 페이지의 주문번호 치환코드.</w:t>
       </w:r>
     </w:p>
     <w:p>
@@ -971,32 +2264,18 @@
       </w:pPr>
       <w:r>
         <w:rPr>
-          <w:rFonts w:ascii="Malgun Gothic" w:cs="Malgun Gothic" w:eastAsia="Malgun Gothic" w:hAnsi="Malgun Gothic"/>
-          <w:b/>
-          <w:bCs/>
-        </w:rPr>
-        <w:t xml:space="preserve">2단계(회원 식별)가 되어 있으면</w:t>
-      </w:r>
-      <w:r>
-        <w:rPr>
-          <w:rFonts w:ascii="Malgun Gothic" w:cs="Malgun Gothic" w:eastAsia="Malgun Gothic" w:hAnsi="Malgun Gothic"/>
-        </w:rPr>
-        <w:t xml:space="preserve"> 메시지 안 </w:t>
-      </w:r>
-      <w:r>
-        <w:rPr>
           <w:rFonts w:ascii="Consolas" w:cs="Consolas" w:eastAsia="Consolas" w:hAnsi="Consolas"/>
           <w:sz w:val="20"/>
           <w:szCs w:val="20"/>
           <w:shd w:fill="F2F2F2" w:val="clear"/>
         </w:rPr>
-        <w:t xml:space="preserve">{{ customer.name }}</w:t>
-      </w:r>
-      <w:r>
-        <w:rPr>
-          <w:rFonts w:ascii="Malgun Gothic" w:cs="Malgun Gothic" w:eastAsia="Malgun Gothic" w:hAnsi="Malgun Gothic"/>
-        </w:rPr>
-        <w:t xml:space="preserve"> 같은 변수가 실제 회원 이름·등급으로 치환되고, 특정 고객군(세그먼트) 대상 메시지가 동작합니다. 비로그인 방문자에게는 전체 대상 메시지만 표시됩니다.</w:t>
+        <w:t xml:space="preserve">purchase</w:t>
+      </w:r>
+      <w:r>
+        <w:rPr>
+          <w:rFonts w:ascii="Malgun Gothic" w:cs="Malgun Gothic" w:eastAsia="Malgun Gothic" w:hAnsi="Malgun Gothic"/>
+        </w:rPr>
+        <w:t xml:space="preserve">가 들어와야 그 고객이 리커버리 발송 대상에서 자동 제외됩니다 — 꼭 넣어주세요.</w:t>
       </w:r>
     </w:p>
     <w:p>
@@ -1011,16 +2290,68 @@
       <w:r>
         <w:rPr>
           <w:rFonts w:ascii="Malgun Gothic" w:cs="Malgun Gothic" w:eastAsia="Malgun Gothic" w:hAnsi="Malgun Gothic"/>
-          <w:b/>
-          <w:bCs/>
-        </w:rPr>
-        <w:t xml:space="preserve">3단계(이벤트 전송)가 되어 있으면</w:t>
-      </w:r>
-      <w:r>
-        <w:rPr>
-          <w:rFonts w:ascii="Malgun Gothic" w:cs="Malgun Gothic" w:eastAsia="Malgun Gothic" w:hAnsi="Malgun Gothic"/>
-        </w:rPr>
-        <w:t xml:space="preserve"> "장바구니 담는 순간" 같은 행동 시점 메시지도 자동 표시됩니다.</w:t>
+        </w:rPr>
+        <w:t xml:space="preserve">표준 이벤트명만 허용: </w:t>
+      </w:r>
+      <w:r>
+        <w:rPr>
+          <w:rFonts w:ascii="Consolas" w:cs="Consolas" w:eastAsia="Consolas" w:hAnsi="Consolas"/>
+          <w:sz w:val="20"/>
+          <w:szCs w:val="20"/>
+          <w:shd w:fill="F2F2F2" w:val="clear"/>
+        </w:rPr>
+        <w:t xml:space="preserve">cart_add</w:t>
+      </w:r>
+      <w:r>
+        <w:rPr>
+          <w:rFonts w:ascii="Malgun Gothic" w:cs="Malgun Gothic" w:eastAsia="Malgun Gothic" w:hAnsi="Malgun Gothic"/>
+        </w:rPr>
+        <w:t xml:space="preserve">(담기) / </w:t>
+      </w:r>
+      <w:r>
+        <w:rPr>
+          <w:rFonts w:ascii="Consolas" w:cs="Consolas" w:eastAsia="Consolas" w:hAnsi="Consolas"/>
+          <w:sz w:val="20"/>
+          <w:szCs w:val="20"/>
+          <w:shd w:fill="F2F2F2" w:val="clear"/>
+        </w:rPr>
+        <w:t xml:space="preserve">cart_remove</w:t>
+      </w:r>
+      <w:r>
+        <w:rPr>
+          <w:rFonts w:ascii="Malgun Gothic" w:cs="Malgun Gothic" w:eastAsia="Malgun Gothic" w:hAnsi="Malgun Gothic"/>
+        </w:rPr>
+        <w:t xml:space="preserve">(빼기) / </w:t>
+      </w:r>
+      <w:r>
+        <w:rPr>
+          <w:rFonts w:ascii="Consolas" w:cs="Consolas" w:eastAsia="Consolas" w:hAnsi="Consolas"/>
+          <w:sz w:val="20"/>
+          <w:szCs w:val="20"/>
+          <w:shd w:fill="F2F2F2" w:val="clear"/>
+        </w:rPr>
+        <w:t xml:space="preserve">checkout_start</w:t>
+      </w:r>
+      <w:r>
+        <w:rPr>
+          <w:rFonts w:ascii="Malgun Gothic" w:cs="Malgun Gothic" w:eastAsia="Malgun Gothic" w:hAnsi="Malgun Gothic"/>
+        </w:rPr>
+        <w:t xml:space="preserve">(결제 진입) / </w:t>
+      </w:r>
+      <w:r>
+        <w:rPr>
+          <w:rFonts w:ascii="Consolas" w:cs="Consolas" w:eastAsia="Consolas" w:hAnsi="Consolas"/>
+          <w:sz w:val="20"/>
+          <w:szCs w:val="20"/>
+          <w:shd w:fill="F2F2F2" w:val="clear"/>
+        </w:rPr>
+        <w:t xml:space="preserve">purchase</w:t>
+      </w:r>
+      <w:r>
+        <w:rPr>
+          <w:rFonts w:ascii="Malgun Gothic" w:cs="Malgun Gothic" w:eastAsia="Malgun Gothic" w:hAnsi="Malgun Gothic"/>
+        </w:rPr>
+        <w:t xml:space="preserve">(구매 완료)</w:t>
       </w:r>
     </w:p>
     <w:p>
@@ -1036,21 +2367,7 @@
         <w:rPr>
           <w:rFonts w:ascii="Malgun Gothic" w:cs="Malgun Gothic" w:eastAsia="Malgun Gothic" w:hAnsi="Malgun Gothic"/>
         </w:rPr>
-        <w:t xml:space="preserve">장바구니 </w:t>
-      </w:r>
-      <w:r>
-        <w:rPr>
-          <w:rFonts w:ascii="Malgun Gothic" w:cs="Malgun Gothic" w:eastAsia="Malgun Gothic" w:hAnsi="Malgun Gothic"/>
-          <w:b/>
-          <w:bCs/>
-        </w:rPr>
-        <w:t xml:space="preserve">금액 조건</w:t>
-      </w:r>
-      <w:r>
-        <w:rPr>
-          <w:rFonts w:ascii="Malgun Gothic" w:cs="Malgun Gothic" w:eastAsia="Malgun Gothic" w:hAnsi="Malgun Gothic"/>
-        </w:rPr>
-        <w:t xml:space="preserve"> 메시지는 </w:t>
+        <w:t xml:space="preserve">메시지 본문에 </w:t>
       </w:r>
       <w:r>
         <w:rPr>
@@ -1059,13 +2376,134 @@
           <w:szCs w:val="20"/>
           <w:shd w:fill="F2F2F2" w:val="clear"/>
         </w:rPr>
-        <w:t xml:space="preserve">cart_add</w:t>
-      </w:r>
-      <w:r>
-        <w:rPr>
-          <w:rFonts w:ascii="Malgun Gothic" w:cs="Malgun Gothic" w:eastAsia="Malgun Gothic" w:hAnsi="Malgun Gothic"/>
-        </w:rPr>
-        <w:t xml:space="preserve">/</w:t>
+        <w:t xml:space="preserve">{{ cart.product_name }}</w:t>
+      </w:r>
+      <w:r>
+        <w:rPr>
+          <w:rFonts w:ascii="Malgun Gothic" w:cs="Malgun Gothic" w:eastAsia="Malgun Gothic" w:hAnsi="Malgun Gothic"/>
+        </w:rPr>
+        <w:t xml:space="preserve"> 변수를 쓰면 담은 상품명이 자동으로 들어갑니다</w:t>
+      </w:r>
+    </w:p>
+    <w:p>
+      <w:pPr>
+        <w:pBdr>
+          <w:bottom w:val="single" w:color="CCCCCC" w:sz="4" w:space="1"/>
+        </w:pBdr>
+        <w:spacing w:after="160" w:before="120"/>
+      </w:pPr>
+    </w:p>
+    <w:p>
+      <w:pPr>
+        <w:pStyle w:val="Heading2"/>
+      </w:pPr>
+      <w:r>
+        <w:rPr>
+          <w:rFonts w:ascii="Malgun Gothic" w:cs="Malgun Gothic" w:eastAsia="Malgun Gothic" w:hAnsi="Malgun Gothic"/>
+        </w:rPr>
+        <w:t xml:space="preserve">4단계 — 설치 확인</w:t>
+      </w:r>
+    </w:p>
+    <w:p>
+      <w:pPr>
+        <w:spacing w:after="120"/>
+      </w:pPr>
+      <w:r>
+        <w:rPr>
+          <w:rFonts w:ascii="Malgun Gothic" w:cs="Malgun Gothic" w:eastAsia="Malgun Gothic" w:hAnsi="Malgun Gothic"/>
+        </w:rPr>
+        <w:t xml:space="preserve">사이트 접속 후 한줄로 관리자 → </w:t>
+      </w:r>
+      <w:r>
+        <w:rPr>
+          <w:rFonts w:ascii="Malgun Gothic" w:cs="Malgun Gothic" w:eastAsia="Malgun Gothic" w:hAnsi="Malgun Gothic"/>
+          <w:b/>
+          <w:bCs/>
+        </w:rPr>
+        <w:t xml:space="preserve">자사몰 연동(CDP) → 고도몰 카드</w:t>
+      </w:r>
+      <w:r>
+        <w:rPr>
+          <w:rFonts w:ascii="Malgun Gothic" w:cs="Malgun Gothic" w:eastAsia="Malgun Gothic" w:hAnsi="Malgun Gothic"/>
+        </w:rPr>
+        <w:t xml:space="preserve"> 화면의 </w:t>
+      </w:r>
+      <w:r>
+        <w:rPr>
+          <w:rFonts w:ascii="Malgun Gothic" w:cs="Malgun Gothic" w:eastAsia="Malgun Gothic" w:hAnsi="Malgun Gothic"/>
+          <w:b/>
+          <w:bCs/>
+        </w:rPr>
+        <w:t xml:space="preserve">"설치 검증"</w:t>
+      </w:r>
+      <w:r>
+        <w:rPr>
+          <w:rFonts w:ascii="Malgun Gothic" w:cs="Malgun Gothic" w:eastAsia="Malgun Gothic" w:hAnsi="Malgun Gothic"/>
+        </w:rPr>
+        <w:t xml:space="preserve">에서 pageview·click·identify 수신을 확인합니다 (보통 5~15분 내).</w:t>
+      </w:r>
+    </w:p>
+    <w:p>
+      <w:pPr>
+        <w:spacing w:after="100" w:before="160"/>
+      </w:pPr>
+      <w:r>
+        <w:rPr>
+          <w:rFonts w:ascii="Malgun Gothic" w:cs="Malgun Gothic" w:eastAsia="Malgun Gothic" w:hAnsi="Malgun Gothic"/>
+          <w:b/>
+          <w:bCs/>
+          <w:sz w:val="23"/>
+          <w:szCs w:val="23"/>
+        </w:rPr>
+        <w:t xml:space="preserve">수집이 안 잡힐 때 — 점검 순서</w:t>
+      </w:r>
+    </w:p>
+    <w:p>
+      <w:pPr>
+        <w:pStyle w:val="ListParagraph"/>
+        <w:numPr>
+          <w:ilvl w:val="0"/>
+          <w:numId w:val="3"/>
+        </w:numPr>
+        <w:spacing w:after="120"/>
+      </w:pPr>
+      <w:r>
+        <w:rPr>
+          <w:rFonts w:ascii="Malgun Gothic" w:cs="Malgun Gothic" w:eastAsia="Malgun Gothic" w:hAnsi="Malgun Gothic"/>
+          <w:b/>
+          <w:bCs/>
+        </w:rPr>
+        <w:t xml:space="preserve">수집 허용 도메인 등록 확인</w:t>
+      </w:r>
+      <w:r>
+        <w:rPr>
+          <w:rFonts w:ascii="Malgun Gothic" w:cs="Malgun Gothic" w:eastAsia="Malgun Gothic" w:hAnsi="Malgun Gothic"/>
+        </w:rPr>
+        <w:t xml:space="preserve"> — 한줄로 발급 화면의 "수집 허용 도메인"에 실제 접속 도메인(www 포함/미포함 구분)이 등록돼 있는지. 미등록이면 전부 차단됩니다.</w:t>
+      </w:r>
+    </w:p>
+    <w:p>
+      <w:pPr>
+        <w:pStyle w:val="ListParagraph"/>
+        <w:numPr>
+          <w:ilvl w:val="0"/>
+          <w:numId w:val="3"/>
+        </w:numPr>
+        <w:spacing w:after="120"/>
+      </w:pPr>
+      <w:r>
+        <w:rPr>
+          <w:rFonts w:ascii="Malgun Gothic" w:cs="Malgun Gothic" w:eastAsia="Malgun Gothic" w:hAnsi="Malgun Gothic"/>
+          <w:b/>
+          <w:bCs/>
+        </w:rPr>
+        <w:t xml:space="preserve">스킨 저장·반영 확인</w:t>
+      </w:r>
+      <w:r>
+        <w:rPr>
+          <w:rFonts w:ascii="Malgun Gothic" w:cs="Malgun Gothic" w:eastAsia="Malgun Gothic" w:hAnsi="Malgun Gothic"/>
+        </w:rPr>
+        <w:t xml:space="preserve"> — 고도몰 디자인 저장 후 사이트에서 강력 새로고침(Ctrl+F5), 페이지 소스에 </w:t>
       </w:r>
       <w:r>
         <w:rPr>
@@ -1074,13 +2512,85 @@
           <w:szCs w:val="20"/>
           <w:shd w:fill="F2F2F2" w:val="clear"/>
         </w:rPr>
-        <w:t xml:space="preserve">cart_remove</w:t>
-      </w:r>
-      <w:r>
-        <w:rPr>
-          <w:rFonts w:ascii="Malgun Gothic" w:cs="Malgun Gothic" w:eastAsia="Malgun Gothic" w:hAnsi="Malgun Gothic"/>
-        </w:rPr>
-        <w:t xml:space="preserve"> 전송 시 </w:t>
+        <w:t xml:space="preserve">hanjul.min.js</w:t>
+      </w:r>
+      <w:r>
+        <w:rPr>
+          <w:rFonts w:ascii="Malgun Gothic" w:cs="Malgun Gothic" w:eastAsia="Malgun Gothic" w:hAnsi="Malgun Gothic"/>
+        </w:rPr>
+        <w:t xml:space="preserve">가 보이는지 확인.</w:t>
+      </w:r>
+    </w:p>
+    <w:p>
+      <w:pPr>
+        <w:pStyle w:val="ListParagraph"/>
+        <w:numPr>
+          <w:ilvl w:val="0"/>
+          <w:numId w:val="3"/>
+        </w:numPr>
+        <w:spacing w:after="120"/>
+      </w:pPr>
+      <w:r>
+        <w:rPr>
+          <w:rFonts w:ascii="Malgun Gothic" w:cs="Malgun Gothic" w:eastAsia="Malgun Gothic" w:hAnsi="Malgun Gothic"/>
+          <w:b/>
+          <w:bCs/>
+        </w:rPr>
+        <w:t xml:space="preserve">PC만 되거나 모바일만 되면</w:t>
+      </w:r>
+      <w:r>
+        <w:rPr>
+          <w:rFonts w:ascii="Malgun Gothic" w:cs="Malgun Gothic" w:eastAsia="Malgun Gothic" w:hAnsi="Malgun Gothic"/>
+        </w:rPr>
+        <w:t xml:space="preserve"> — 다른 쪽 스킨에 스크립트가 빠진 것입니다 (1단계 참조).</w:t>
+      </w:r>
+    </w:p>
+    <w:p>
+      <w:pPr>
+        <w:pStyle w:val="ListParagraph"/>
+        <w:numPr>
+          <w:ilvl w:val="0"/>
+          <w:numId w:val="3"/>
+        </w:numPr>
+        <w:spacing w:after="120"/>
+      </w:pPr>
+      <w:r>
+        <w:rPr>
+          <w:rFonts w:ascii="Malgun Gothic" w:cs="Malgun Gothic" w:eastAsia="Malgun Gothic" w:hAnsi="Malgun Gothic"/>
+          <w:b/>
+          <w:bCs/>
+        </w:rPr>
+        <w:t xml:space="preserve">광고차단 확장프로그램</w:t>
+      </w:r>
+      <w:r>
+        <w:rPr>
+          <w:rFonts w:ascii="Malgun Gothic" w:cs="Malgun Gothic" w:eastAsia="Malgun Gothic" w:hAnsi="Malgun Gothic"/>
+        </w:rPr>
+        <w:t xml:space="preserve"> — 테스트하는 브라우저의 광고차단기를 끄고 재확인.</w:t>
+      </w:r>
+    </w:p>
+    <w:p>
+      <w:pPr>
+        <w:pStyle w:val="ListParagraph"/>
+        <w:numPr>
+          <w:ilvl w:val="0"/>
+          <w:numId w:val="3"/>
+        </w:numPr>
+        <w:spacing w:after="120"/>
+      </w:pPr>
+      <w:r>
+        <w:rPr>
+          <w:rFonts w:ascii="Malgun Gothic" w:cs="Malgun Gothic" w:eastAsia="Malgun Gothic" w:hAnsi="Malgun Gothic"/>
+          <w:b/>
+          <w:bCs/>
+        </w:rPr>
+        <w:t xml:space="preserve">키 확인</w:t>
+      </w:r>
+      <w:r>
+        <w:rPr>
+          <w:rFonts w:ascii="Malgun Gothic" w:cs="Malgun Gothic" w:eastAsia="Malgun Gothic" w:hAnsi="Malgun Gothic"/>
+        </w:rPr>
+        <w:t xml:space="preserve"> — </w:t>
       </w:r>
       <w:r>
         <w:rPr>
@@ -1089,13 +2599,13 @@
           <w:szCs w:val="20"/>
           <w:shd w:fill="F2F2F2" w:val="clear"/>
         </w:rPr>
-        <w:t xml:space="preserve">price</w:t>
-      </w:r>
-      <w:r>
-        <w:rPr>
-          <w:rFonts w:ascii="Malgun Gothic" w:cs="Malgun Gothic" w:eastAsia="Malgun Gothic" w:hAnsi="Malgun Gothic"/>
-        </w:rPr>
-        <w:t xml:space="preserve">(있으면 </w:t>
+        <w:t xml:space="preserve">data-hjl-key</w:t>
+      </w:r>
+      <w:r>
+        <w:rPr>
+          <w:rFonts w:ascii="Malgun Gothic" w:cs="Malgun Gothic" w:eastAsia="Malgun Gothic" w:hAnsi="Malgun Gothic"/>
+        </w:rPr>
+        <w:t xml:space="preserve"> 값이 발급 키 전체(</w:t>
       </w:r>
       <w:r>
         <w:rPr>
@@ -1104,13 +2614,247 @@
           <w:szCs w:val="20"/>
           <w:shd w:fill="F2F2F2" w:val="clear"/>
         </w:rPr>
+        <w:t xml:space="preserve">hjl_</w:t>
+      </w:r>
+      <w:r>
+        <w:rPr>
+          <w:rFonts w:ascii="Malgun Gothic" w:cs="Malgun Gothic" w:eastAsia="Malgun Gothic" w:hAnsi="Malgun Gothic"/>
+        </w:rPr>
+        <w:t xml:space="preserve"> 포함)와 일치하는지.</w:t>
+      </w:r>
+    </w:p>
+    <w:p>
+      <w:pPr>
+        <w:pStyle w:val="ListParagraph"/>
+        <w:numPr>
+          <w:ilvl w:val="0"/>
+          <w:numId w:val="3"/>
+        </w:numPr>
+        <w:spacing w:after="120"/>
+      </w:pPr>
+      <w:r>
+        <w:rPr>
+          <w:rFonts w:ascii="Malgun Gothic" w:cs="Malgun Gothic" w:eastAsia="Malgun Gothic" w:hAnsi="Malgun Gothic"/>
+        </w:rPr>
+        <w:t xml:space="preserve">위가 모두 정상인데 15분이 지나도 안 잡히면 한줄로 담당자에게 회사명·도메인·설치 시각을 알려주세요.</w:t>
+      </w:r>
+    </w:p>
+    <w:p>
+      <w:pPr>
+        <w:pBdr>
+          <w:bottom w:val="single" w:color="CCCCCC" w:sz="4" w:space="1"/>
+        </w:pBdr>
+        <w:spacing w:after="160" w:before="120"/>
+      </w:pPr>
+    </w:p>
+    <w:p>
+      <w:pPr>
+        <w:pStyle w:val="Heading2"/>
+      </w:pPr>
+      <w:r>
+        <w:rPr>
+          <w:rFonts w:ascii="Malgun Gothic" w:cs="Malgun Gothic" w:eastAsia="Malgun Gothic" w:hAnsi="Malgun Gothic"/>
+        </w:rPr>
+        <w:t xml:space="preserve">인앱 메시지 — 추가 코드 없이 자동 표시</w:t>
+      </w:r>
+    </w:p>
+    <w:p>
+      <w:pPr>
+        <w:spacing w:after="120"/>
+      </w:pPr>
+      <w:r>
+        <w:rPr>
+          <w:rFonts w:ascii="Malgun Gothic" w:cs="Malgun Gothic" w:eastAsia="Malgun Gothic" w:hAnsi="Malgun Gothic"/>
+        </w:rPr>
+        <w:t xml:space="preserve">1단계 스크립트만 설치돼 있으면, 한줄로 관리자(인앱 메시지 화면)에서 메시지를 </w:t>
+      </w:r>
+      <w:r>
+        <w:rPr>
+          <w:rFonts w:ascii="Malgun Gothic" w:cs="Malgun Gothic" w:eastAsia="Malgun Gothic" w:hAnsi="Malgun Gothic"/>
+          <w:b/>
+          <w:bCs/>
+        </w:rPr>
+        <w:t xml:space="preserve">활성화하는 즉시 쇼핑몰 화면에 자동 표시</w:t>
+      </w:r>
+      <w:r>
+        <w:rPr>
+          <w:rFonts w:ascii="Malgun Gothic" w:cs="Malgun Gothic" w:eastAsia="Malgun Gothic" w:hAnsi="Malgun Gothic"/>
+        </w:rPr>
+        <w:t xml:space="preserve">됩니다. 배너·중앙 모달·전면·토스트 등 표시 형태와 노출 시간대·빈도는 모두 한줄로 관리자에서 설정하며, </w:t>
+      </w:r>
+      <w:r>
+        <w:rPr>
+          <w:rFonts w:ascii="Malgun Gothic" w:cs="Malgun Gothic" w:eastAsia="Malgun Gothic" w:hAnsi="Malgun Gothic"/>
+          <w:b/>
+          <w:bCs/>
+        </w:rPr>
+        <w:t xml:space="preserve">쇼핑몰 측 추가 작업은 없습니다.</w:t>
+      </w:r>
+    </w:p>
+    <w:p>
+      <w:pPr>
+        <w:spacing w:after="120"/>
+      </w:pPr>
+      <w:r>
+        <w:rPr>
+          <w:rFonts w:ascii="Malgun Gothic" w:cs="Malgun Gothic" w:eastAsia="Malgun Gothic" w:hAnsi="Malgun Gothic"/>
+          <w:b/>
+          <w:bCs/>
+        </w:rPr>
+        <w:t xml:space="preserve">설치 단계와의 연결</w:t>
+      </w:r>
+    </w:p>
+    <w:p>
+      <w:pPr>
+        <w:pStyle w:val="ListParagraph"/>
+        <w:numPr>
+          <w:ilvl w:val="0"/>
+          <w:numId w:val="2"/>
+        </w:numPr>
+        <w:spacing w:after="120"/>
+      </w:pPr>
+      <w:r>
+        <w:rPr>
+          <w:rFonts w:ascii="Malgun Gothic" w:cs="Malgun Gothic" w:eastAsia="Malgun Gothic" w:hAnsi="Malgun Gothic"/>
+          <w:b/>
+          <w:bCs/>
+        </w:rPr>
+        <w:t xml:space="preserve">2단계(회원 식별)가 되어 있으면</w:t>
+      </w:r>
+      <w:r>
+        <w:rPr>
+          <w:rFonts w:ascii="Malgun Gothic" w:cs="Malgun Gothic" w:eastAsia="Malgun Gothic" w:hAnsi="Malgun Gothic"/>
+        </w:rPr>
+        <w:t xml:space="preserve"> 메시지 안 </w:t>
+      </w:r>
+      <w:r>
+        <w:rPr>
+          <w:rFonts w:ascii="Consolas" w:cs="Consolas" w:eastAsia="Consolas" w:hAnsi="Consolas"/>
+          <w:sz w:val="20"/>
+          <w:szCs w:val="20"/>
+          <w:shd w:fill="F2F2F2" w:val="clear"/>
+        </w:rPr>
+        <w:t xml:space="preserve">{{ customer.name }}</w:t>
+      </w:r>
+      <w:r>
+        <w:rPr>
+          <w:rFonts w:ascii="Malgun Gothic" w:cs="Malgun Gothic" w:eastAsia="Malgun Gothic" w:hAnsi="Malgun Gothic"/>
+        </w:rPr>
+        <w:t xml:space="preserve"> 같은 변수가 실제 회원 이름·등급으로 치환되고, 특정 고객군(세그먼트) 대상 메시지가 동작합니다. 비로그인 방문자에게는 전체 대상 메시지만 표시됩니다.</w:t>
+      </w:r>
+    </w:p>
+    <w:p>
+      <w:pPr>
+        <w:pStyle w:val="ListParagraph"/>
+        <w:numPr>
+          <w:ilvl w:val="0"/>
+          <w:numId w:val="2"/>
+        </w:numPr>
+        <w:spacing w:after="120"/>
+      </w:pPr>
+      <w:r>
+        <w:rPr>
+          <w:rFonts w:ascii="Malgun Gothic" w:cs="Malgun Gothic" w:eastAsia="Malgun Gothic" w:hAnsi="Malgun Gothic"/>
+          <w:b/>
+          <w:bCs/>
+        </w:rPr>
+        <w:t xml:space="preserve">3단계(이벤트 전송)가 되어 있으면</w:t>
+      </w:r>
+      <w:r>
+        <w:rPr>
+          <w:rFonts w:ascii="Malgun Gothic" w:cs="Malgun Gothic" w:eastAsia="Malgun Gothic" w:hAnsi="Malgun Gothic"/>
+        </w:rPr>
+        <w:t xml:space="preserve"> "장바구니 담는 순간" 같은 행동 시점 메시지도 자동 표시됩니다.</w:t>
+      </w:r>
+    </w:p>
+    <w:p>
+      <w:pPr>
+        <w:pStyle w:val="ListParagraph"/>
+        <w:numPr>
+          <w:ilvl w:val="0"/>
+          <w:numId w:val="2"/>
+        </w:numPr>
+        <w:spacing w:after="120"/>
+      </w:pPr>
+      <w:r>
+        <w:rPr>
+          <w:rFonts w:ascii="Malgun Gothic" w:cs="Malgun Gothic" w:eastAsia="Malgun Gothic" w:hAnsi="Malgun Gothic"/>
+        </w:rPr>
+        <w:t xml:space="preserve">장바구니 </w:t>
+      </w:r>
+      <w:r>
+        <w:rPr>
+          <w:rFonts w:ascii="Malgun Gothic" w:cs="Malgun Gothic" w:eastAsia="Malgun Gothic" w:hAnsi="Malgun Gothic"/>
+          <w:b/>
+          <w:bCs/>
+        </w:rPr>
+        <w:t xml:space="preserve">금액 조건</w:t>
+      </w:r>
+      <w:r>
+        <w:rPr>
+          <w:rFonts w:ascii="Malgun Gothic" w:cs="Malgun Gothic" w:eastAsia="Malgun Gothic" w:hAnsi="Malgun Gothic"/>
+        </w:rPr>
+        <w:t xml:space="preserve"> 메시지는 </w:t>
+      </w:r>
+      <w:r>
+        <w:rPr>
+          <w:rFonts w:ascii="Consolas" w:cs="Consolas" w:eastAsia="Consolas" w:hAnsi="Consolas"/>
+          <w:sz w:val="20"/>
+          <w:szCs w:val="20"/>
+          <w:shd w:fill="F2F2F2" w:val="clear"/>
+        </w:rPr>
+        <w:t xml:space="preserve">cart_add</w:t>
+      </w:r>
+      <w:r>
+        <w:rPr>
+          <w:rFonts w:ascii="Malgun Gothic" w:cs="Malgun Gothic" w:eastAsia="Malgun Gothic" w:hAnsi="Malgun Gothic"/>
+        </w:rPr>
+        <w:t xml:space="preserve">/</w:t>
+      </w:r>
+      <w:r>
+        <w:rPr>
+          <w:rFonts w:ascii="Consolas" w:cs="Consolas" w:eastAsia="Consolas" w:hAnsi="Consolas"/>
+          <w:sz w:val="20"/>
+          <w:szCs w:val="20"/>
+          <w:shd w:fill="F2F2F2" w:val="clear"/>
+        </w:rPr>
+        <w:t xml:space="preserve">cart_remove</w:t>
+      </w:r>
+      <w:r>
+        <w:rPr>
+          <w:rFonts w:ascii="Malgun Gothic" w:cs="Malgun Gothic" w:eastAsia="Malgun Gothic" w:hAnsi="Malgun Gothic"/>
+        </w:rPr>
+        <w:t xml:space="preserve"> 전송 시 </w:t>
+      </w:r>
+      <w:r>
+        <w:rPr>
+          <w:rFonts w:ascii="Consolas" w:cs="Consolas" w:eastAsia="Consolas" w:hAnsi="Consolas"/>
+          <w:sz w:val="20"/>
+          <w:szCs w:val="20"/>
+          <w:shd w:fill="F2F2F2" w:val="clear"/>
+        </w:rPr>
+        <w:t xml:space="preserve">price</w:t>
+      </w:r>
+      <w:r>
+        <w:rPr>
+          <w:rFonts w:ascii="Malgun Gothic" w:cs="Malgun Gothic" w:eastAsia="Malgun Gothic" w:hAnsi="Malgun Gothic"/>
+        </w:rPr>
+        <w:t xml:space="preserve">(있으면 </w:t>
+      </w:r>
+      <w:r>
+        <w:rPr>
+          <w:rFonts w:ascii="Consolas" w:cs="Consolas" w:eastAsia="Consolas" w:hAnsi="Consolas"/>
+          <w:sz w:val="20"/>
+          <w:szCs w:val="20"/>
+          <w:shd w:fill="F2F2F2" w:val="clear"/>
+        </w:rPr>
         <w:t xml:space="preserve">quantity</w:t>
       </w:r>
       <w:r>
         <w:rPr>
           <w:rFonts w:ascii="Malgun Gothic" w:cs="Malgun Gothic" w:eastAsia="Malgun Gothic" w:hAnsi="Malgun Gothic"/>
         </w:rPr>
-        <w:t xml:space="preserve">)가 포함된 경우에만 동작합니다 — 금액 정보가 없으면 해당 메시지는 표시되지 않습니다.</w:t>
+        <w:t xml:space="preserve">)가 포함된 경우에만 동작합니다 — 금액 정보가 없으면 해당 메시지는 표시되지 않습니다. (3-1 코드에는 가격이 이미 포함돼 있습니다)</w:t>
       </w:r>
     </w:p>
     <w:p>
@@ -1566,6 +3310,18 @@
       </w:pPr>
     </w:lvl>
   </w:abstractNum>
+  <w:abstractNum w:abstractNumId="3" w15:restartNumberingAfterBreak="0">
+    <w:multiLevelType w:val="hybridMultilevel"/>
+    <w:lvl w:ilvl="0" w15:tentative="1">
+      <w:start w:val="1"/>
+      <w:numFmt w:val="decimal"/>
+      <w:lvlText w:val="%1."/>
+      <w:lvlJc w:val="left"/>
+      <w:pPr>
+        <w:ind w:left="560" w:hanging="280"/>
+      </w:pPr>
+    </w:lvl>
+  </w:abstractNum>
   <w:num w:numId="1">
     <w:abstractNumId w:val="1"/>
     <w:lvlOverride w:ilvl="0">
@@ -1574,6 +3330,12 @@
   </w:num>
   <w:num w:numId="2">
     <w:abstractNumId w:val="2"/>
+    <w:lvlOverride w:ilvl="0">
+      <w:startOverride w:val="1"/>
+    </w:lvlOverride>
+  </w:num>
+  <w:num w:numId="3">
+    <w:abstractNumId w:val="3"/>
     <w:lvlOverride w:ilvl="0">
       <w:startOverride w:val="1"/>
     </w:lvlOverride>
